--- a/eng/docx/18.content.docx
+++ b/eng/docx/18.content.docx
@@ -136,13 +136,6 @@
         <w:rPr>
           <w:lang w:val="en_US" w:bidi="en_US"/>
         </w:rPr>
-      </w:r>
-      <w:r>
-        <w:rPr>
-          <w:i/>
-          <w:lang w:val="en_US" w:bidi="en_US"/>
-        </w:rPr>
-        <w:t>Job 1:1, Job 1:5, Job 1:8, Job 1:10, Job 1:11, Job 1:12, Job 1:14–15, Job 1:16, Job 1:17, Job 1:18–19, Job 1:20, Job 1:21, Job 1:21 (#2), Job 1:22, Job 2:1, Job 2:2, Job 2:3, Job 2:5, Job 2:7, Job 2:8, Job 2:9, Job 2:10, Job 2:11, Job 2:12–13, Job 3:1–3, Job 3:5, Job 3:6, Job 3:11, Job 3:13–14, Job 3:18–19, Job 3:21, Job 3:24, Job 3:26, Job 4:3, Job 4:6, Job 4:8–9, Job 4:10, Job 4:12–13, Job 4:14, Job 4:17, Job 4:19, Job 5:2, Job 5:4, Job 5:7, Job 5:10, Job 5:12, Job 5:15, Job 5:18, Job 5:22, Job 5:24, Job 5:26, Job 6:2–3, Job 6:4, Job 6:6, Job 6:8–9, Job 6:10, Job 6:13, Job 6:14, Job 6:15–17, Job 6:18–20, Job 6:21, Job 6:24, Job 6:26, Job 6:29, Job 7:2–3, Job 7:5, Job 7:6, Job 7:9, Job 7:11, Job 7:14, Job 7:16, Job 7:19, Job 7:21, Job 8:2, Job 8:4, Job 8:6, Job 8:9, Job 8:11, Job 8:14, Job 8:17, Job 8:20, Job 8:21, Job 9:3, Job 9:5, Job 9:8, Job 9:11, Job 9:15, Job 9:17, Job 9:20, Job 9:22, Job 9:25–26, Job 9:27–29, Job 9:33, Job 9:34, Job 10:2, Job 10:4, Job 10:6, Job 10:8, Job 10:11, Job 10:12, Job 10:14, Job 10:16, Job 10:17, Job 10:18, Job 10:21, Job 11:3, Job 11:6, Job 11:7–9, Job 11:10–11, Job 11:12, Job 11:16, Job 11:18, Job 11:20, Job 12:3, Job 12:4, Job 12:7–8, Job 12:9, Job 12:12, Job 12:15, Job 12:18, Job 12:20, Job 12:23, Job 12:24, Job 13:2, Job 13:3, Job 13:5, Job 13:6, Job 13:10, Job 13:12, Job 13:13, Job 13:16, Job 13:18, Job 13:21, Job 13:24, Job 13:28, Job 14:2, Job 14:5, Job 14:7, Job 14:12, Job 14:13, Job 14:17, Job 14:19, Job 14:21, Job 15:2, Job 15:4, Job 15:9, Job 15:10, Job 15:13, Job 15:15, Job 15:17–18, Job 15:21, Job 15:22, Job 15:26, Job 15:28, Job 15:30, Job 15:31, Job 15:34, Job 16:2–3, Job 16:6, Job 16:10, Job 16:11, Job 16:13, Job 16:15, Job 16:19, Job 16:20, Job 17:2, Job 17:3, Job 17:5, Job 17:7, Job 17:10, Job 17:11, Job 17:14, Job 18:3, Job 18:5, Job 18:8, Job 18:9–10, Job 18:12, Job 18:14, Job 18:16, Job 18:19, Job 18:20, Job 19:2, Job 19:3, Job 19:4, Job 19:6, Job 19:7, Job 19:11, Job 19:13–14, Job 19:16, Job 19:19, Job 19:20, Job 19:23–24, Job 19:25, Job 19:26, Job 19:29, Job 20:1–3, Job 20:5, Job 20:7, Job 20:8, Job 20:10, Job 20:14, Job 20:15, Job 20:17, Job 20:19, Job 20:21, Job 20:23, Job 20:24, Job 20:27, Job 20:28, Job 21:3, Job 21:5, Job 21:6, Job 21:7, Job 21:10, Job 21:14, Job 21:16, Job 21:19, Job 21:22, Job 21:26, Job 21:27, Job 21:30, Job 21:32, Job 21:34, Job 22:3, Job 22:4, Job 22:6, Job 22:9, Job 22:11, Job 22:14, Job 22:16, Job 22:19, Job 22:21, Job 22:23, Job 22:26, Job 22:29, Job 23:2, Job 23:4, Job 23:6, Job 23:9, Job 23:10, Job 23:12, Job 23:14, Job 23:15, Job 23:17, Job 24:1, Job 24:3, Job 24:5, Job 24:7, Job 24:8, Job 24:10, Job 24:11, Job 24:14, Job 24:16, Job 24:17, Job 24:19, Job 24:21, Job 24:22, Job 24:24, Job 25:2, Job 25:4, Job 25:6, Job 26:4, Job 26:6, Job 26:8, Job 26:9, Job 26:12, Job 26:13, Job 26:14, Job 27:2, Job 27:4, Job 27:6, Job 27:8, Job 27:11, Job 27:14, Job 27:15, Job 27:17, Job 27:19, Job 27:21, Job 27:22, Job 28:2, Job 28:3, Job 28:4, Job 28:6, Job 28:8, Job 28:10, Job 28:13, Job 28:17, Job 28:18, Job 28:21, Job 28:23, Job 28:25, Job 28:26, Job 28:28, Job 29:2, Job 29:4, Job 29:6, Job 29:8, Job 29:9, Job 29:10, Job 29:11, Job 29:13, Job 29:16, Job 29:17, Job 29:20, Job 29:23, Job 29:25, Job 30:1, Job 30:3, Job 30:5, Job 30:8, Job 30:9, Job 30:11, Job 30:13, Job 30:15, Job 30:16, Job 30:18, Job 30:21, Job 30:23, Job 30:26, Job 30:28, Job 30:31, Job 31:1, Job 31:3, Job 31:6, Job 31:8, Job 31:10, Job 31:12, Job 31:15, Job 31:18, Job 31:20, Job 31:22, Job 31:24, Job 31:28, Job 31:30, Job 31:32, Job 31:33, Job 31:35, Job 31:37, Job 31:40, Job 32:1, Job 32:2, Job 32:3–5, Job 32:6–7, Job 32:8, Job 32:9–10, Job 32:11–12, Job 32:13, Job 32:15–16, Job 32:18, Job 32:19, Job 32:21–22, Job 33:1–3, Job 33:4, Job 33:5, Job 33:6–7, Job 33:8–9, Job 33:10, Job 33:12, Job 33:13, Job 33:14–15, Job 33:16–17, Job 33:19–20, Job 33:21–22, Job 33:24, Job 33:25, Job 33:28, Job 33:29–30, Job 33:33, Job 34:1–3, Job 34:4, Job 34:5, Job 34:8, Job 34:10–12, Job 34:13–15, Job 34:17, Job 34:19, Job 34:21, Job 34:25, Job 34:26, Job 34:29, Job 34:31–32, Job 34:34–35, Job 34:37, Job 35:1–2, Job 35:5, Job 35:8, Job 35:9, Job 35:10–11, Job 35:12, Job 35:13, Job 35:16, Job 36:3, Job 36:6, Job 36:7, Job 36:9, Job 36:11, Job 36:12, Job 36:13–14, Job 36:15–16, Job 36:16, Job 36:17, Job 36:18, Job 36:19, Job 36:21, Job 36:23, Job 36:26, Job 36:27–28, Job 36:30–31, Job 36:32–33, Job 37:1–2, Job 37:6, Job 37:7, Job 37:8–9, Job 37:10, Job 37:13, Job 37:14, Job 37:15, Job 37:18, Job 37:19, Job 37:21, Job 37:23, Job 37:24, Job 38:1, Job 38:2, Job 38:3, Job 38:6–7, Job 38:8, Job 38:10–11, Job 38:14, Job 38:19–21, Job 38:22–23, Job 38:25–27, Job 38:31, Job 38:37–38, Job 38:40, Job 38:41, Job 39:4, Job 39:5–6, Job 39:8, Job 39:10, Job 39:13, Job 39:14, Job 39:16, Job 39:18, Job 39:19, Job 39:22, Job 39:24, Job 39:27–28, Job 40:4, Job 40:6, Job 40:7, Job 40:8, Job 40:10, Job 40:12, Job 40:15, Job 40:17, Job 40:19, Job 40:21, Job 40:23, Job 41:1, Job 41:6, Job 41:8, Job 41:10, Job 41:14, Job 41:16, Job 41:18, Job 41:19, Job 41:20, Job 41:24, Job 41:25, Job 41:26, Job 41:27, Job 41:30, Job 41:31, Job 41:33, Job 42:3, Job 42:6, Job 42:7, Job 42:8, Job 42:8 (#2), Job 42:10, Job 42:11, Job 42:12, Job 42:13, Job 42:15</w:t>
       </w:r>
       <w:r>
         <w:rPr>

--- a/eng/docx/18.content.docx
+++ b/eng/docx/18.content.docx
@@ -123,19 +123,6 @@
           <w:lang w:val="en_US" w:bidi="en_US"/>
         </w:rPr>
         <w:t>JOB</w:t>
-      </w:r>
-      <w:r>
-        <w:rPr>
-          <w:lang w:val="en_US" w:bidi="en_US"/>
-        </w:rPr>
-      </w:r>
-    </w:p>
-    <w:p>
-      <w:pPr/>
-      <w:r>
-        <w:rPr>
-          <w:lang w:val="en_US" w:bidi="en_US"/>
-        </w:rPr>
       </w:r>
       <w:r>
         <w:rPr>

--- a/eng/docx/18.content.docx
+++ b/eng/docx/18.content.docx
@@ -19,7 +19,7 @@
         <w:rPr>
           <w:lang w:val="en_US" w:bidi="en_US"/>
         </w:rPr>
-        <w:t>Resource: Translation Questions (unfoldingWord)</w:t>
+        <w:t>Resource: unfoldingWord® Translation Questions</w:t>
       </w:r>
       <w:r>
         <w:rPr>
@@ -85,7 +85,7 @@
         <w:rPr>
           <w:lang w:val="en_US" w:bidi="en_US"/>
         </w:rPr>
-        <w:t>Translation Questions (unfoldingWord)</w:t>
+        <w:t>unfoldingWord® Translation Questions</w:t>
       </w:r>
     </w:p>
     <w:p>

--- a/eng/docx/18.content.docx
+++ b/eng/docx/18.content.docx
@@ -185,7 +185,7 @@
         <w:rPr>
           <w:lang w:val="en_US" w:bidi="en_US"/>
         </w:rPr>
-        <w:t>Job 1:1</w:t>
+        <w:t>Job 1:1 (#1)</w:t>
       </w:r>
       <w:r>
         <w:rPr>
@@ -248,7 +248,7 @@
         <w:rPr>
           <w:lang w:val="en_US" w:bidi="en_US"/>
         </w:rPr>
-        <w:t>Job 1:5</w:t>
+        <w:t>Job 1:5 (#1)</w:t>
       </w:r>
       <w:r>
         <w:rPr>
@@ -311,7 +311,7 @@
         <w:rPr>
           <w:lang w:val="en_US" w:bidi="en_US"/>
         </w:rPr>
-        <w:t>Job 1:8</w:t>
+        <w:t>Job 1:8 (#1)</w:t>
       </w:r>
       <w:r>
         <w:rPr>
@@ -374,7 +374,7 @@
         <w:rPr>
           <w:lang w:val="en_US" w:bidi="en_US"/>
         </w:rPr>
-        <w:t>Job 1:10</w:t>
+        <w:t>Job 1:10 (#1)</w:t>
       </w:r>
       <w:r>
         <w:rPr>
@@ -437,7 +437,7 @@
         <w:rPr>
           <w:lang w:val="en_US" w:bidi="en_US"/>
         </w:rPr>
-        <w:t>Job 1:11</w:t>
+        <w:t>Job 1:11 (#1)</w:t>
       </w:r>
       <w:r>
         <w:rPr>
@@ -500,7 +500,7 @@
         <w:rPr>
           <w:lang w:val="en_US" w:bidi="en_US"/>
         </w:rPr>
-        <w:t>Job 1:12</w:t>
+        <w:t>Job 1:12 (#1)</w:t>
       </w:r>
       <w:r>
         <w:rPr>
@@ -563,7 +563,7 @@
         <w:rPr>
           <w:lang w:val="en_US" w:bidi="en_US"/>
         </w:rPr>
-        <w:t>Job 1:14–15</w:t>
+        <w:t>Job 1:14–15 (#1)</w:t>
       </w:r>
       <w:r>
         <w:rPr>
@@ -626,7 +626,7 @@
         <w:rPr>
           <w:lang w:val="en_US" w:bidi="en_US"/>
         </w:rPr>
-        <w:t>Job 1:16</w:t>
+        <w:t>Job 1:16 (#1)</w:t>
       </w:r>
       <w:r>
         <w:rPr>
@@ -689,7 +689,7 @@
         <w:rPr>
           <w:lang w:val="en_US" w:bidi="en_US"/>
         </w:rPr>
-        <w:t>Job 1:17</w:t>
+        <w:t>Job 1:17 (#1)</w:t>
       </w:r>
       <w:r>
         <w:rPr>
@@ -752,7 +752,7 @@
         <w:rPr>
           <w:lang w:val="en_US" w:bidi="en_US"/>
         </w:rPr>
-        <w:t>Job 1:18–19</w:t>
+        <w:t>Job 1:18–19 (#1)</w:t>
       </w:r>
       <w:r>
         <w:rPr>
@@ -815,7 +815,7 @@
         <w:rPr>
           <w:lang w:val="en_US" w:bidi="en_US"/>
         </w:rPr>
-        <w:t>Job 1:20</w:t>
+        <w:t>Job 1:20 (#1)</w:t>
       </w:r>
       <w:r>
         <w:rPr>
@@ -878,7 +878,7 @@
         <w:rPr>
           <w:lang w:val="en_US" w:bidi="en_US"/>
         </w:rPr>
-        <w:t>Job 1:21</w:t>
+        <w:t>Job 1:21 (#1)</w:t>
       </w:r>
       <w:r>
         <w:rPr>
@@ -1004,7 +1004,7 @@
         <w:rPr>
           <w:lang w:val="en_US" w:bidi="en_US"/>
         </w:rPr>
-        <w:t>Job 1:22</w:t>
+        <w:t>Job 1:22 (#1)</w:t>
       </w:r>
       <w:r>
         <w:rPr>
@@ -1067,7 +1067,7 @@
         <w:rPr>
           <w:lang w:val="en_US" w:bidi="en_US"/>
         </w:rPr>
-        <w:t>Job 2:1</w:t>
+        <w:t>Job 2:1 (#1)</w:t>
       </w:r>
       <w:r>
         <w:rPr>
@@ -1130,7 +1130,7 @@
         <w:rPr>
           <w:lang w:val="en_US" w:bidi="en_US"/>
         </w:rPr>
-        <w:t>Job 2:2</w:t>
+        <w:t>Job 2:2 (#1)</w:t>
       </w:r>
       <w:r>
         <w:rPr>
@@ -1193,7 +1193,7 @@
         <w:rPr>
           <w:lang w:val="en_US" w:bidi="en_US"/>
         </w:rPr>
-        <w:t>Job 2:3</w:t>
+        <w:t>Job 2:3 (#1)</w:t>
       </w:r>
       <w:r>
         <w:rPr>
@@ -1256,7 +1256,7 @@
         <w:rPr>
           <w:lang w:val="en_US" w:bidi="en_US"/>
         </w:rPr>
-        <w:t>Job 2:5</w:t>
+        <w:t>Job 2:5 (#1)</w:t>
       </w:r>
       <w:r>
         <w:rPr>
@@ -1319,7 +1319,7 @@
         <w:rPr>
           <w:lang w:val="en_US" w:bidi="en_US"/>
         </w:rPr>
-        <w:t>Job 2:7</w:t>
+        <w:t>Job 2:7 (#1)</w:t>
       </w:r>
       <w:r>
         <w:rPr>
@@ -1382,7 +1382,7 @@
         <w:rPr>
           <w:lang w:val="en_US" w:bidi="en_US"/>
         </w:rPr>
-        <w:t>Job 2:8</w:t>
+        <w:t>Job 2:8 (#1)</w:t>
       </w:r>
       <w:r>
         <w:rPr>
@@ -1445,7 +1445,7 @@
         <w:rPr>
           <w:lang w:val="en_US" w:bidi="en_US"/>
         </w:rPr>
-        <w:t>Job 2:9</w:t>
+        <w:t>Job 2:9 (#1)</w:t>
       </w:r>
       <w:r>
         <w:rPr>
@@ -1508,7 +1508,7 @@
         <w:rPr>
           <w:lang w:val="en_US" w:bidi="en_US"/>
         </w:rPr>
-        <w:t>Job 2:10</w:t>
+        <w:t>Job 2:10 (#1)</w:t>
       </w:r>
       <w:r>
         <w:rPr>
@@ -1571,7 +1571,7 @@
         <w:rPr>
           <w:lang w:val="en_US" w:bidi="en_US"/>
         </w:rPr>
-        <w:t>Job 2:11</w:t>
+        <w:t>Job 2:11 (#1)</w:t>
       </w:r>
       <w:r>
         <w:rPr>
@@ -1634,7 +1634,7 @@
         <w:rPr>
           <w:lang w:val="en_US" w:bidi="en_US"/>
         </w:rPr>
-        <w:t>Job 2:12–13</w:t>
+        <w:t>Job 2:12–13 (#1)</w:t>
       </w:r>
       <w:r>
         <w:rPr>
@@ -1697,7 +1697,7 @@
         <w:rPr>
           <w:lang w:val="en_US" w:bidi="en_US"/>
         </w:rPr>
-        <w:t>Job 3:1–3</w:t>
+        <w:t>Job 3:1–3 (#1)</w:t>
       </w:r>
       <w:r>
         <w:rPr>
@@ -1760,7 +1760,7 @@
         <w:rPr>
           <w:lang w:val="en_US" w:bidi="en_US"/>
         </w:rPr>
-        <w:t>Job 3:5</w:t>
+        <w:t>Job 3:5 (#1)</w:t>
       </w:r>
       <w:r>
         <w:rPr>
@@ -1823,7 +1823,7 @@
         <w:rPr>
           <w:lang w:val="en_US" w:bidi="en_US"/>
         </w:rPr>
-        <w:t>Job 3:6</w:t>
+        <w:t>Job 3:6 (#1)</w:t>
       </w:r>
       <w:r>
         <w:rPr>
@@ -1886,7 +1886,7 @@
         <w:rPr>
           <w:lang w:val="en_US" w:bidi="en_US"/>
         </w:rPr>
-        <w:t>Job 3:11</w:t>
+        <w:t>Job 3:11 (#1)</w:t>
       </w:r>
       <w:r>
         <w:rPr>
@@ -1949,7 +1949,7 @@
         <w:rPr>
           <w:lang w:val="en_US" w:bidi="en_US"/>
         </w:rPr>
-        <w:t>Job 3:13–14</w:t>
+        <w:t>Job 3:13–14 (#1)</w:t>
       </w:r>
       <w:r>
         <w:rPr>
@@ -2012,7 +2012,7 @@
         <w:rPr>
           <w:lang w:val="en_US" w:bidi="en_US"/>
         </w:rPr>
-        <w:t>Job 3:18–19</w:t>
+        <w:t>Job 3:18–19 (#1)</w:t>
       </w:r>
       <w:r>
         <w:rPr>
@@ -2075,7 +2075,7 @@
         <w:rPr>
           <w:lang w:val="en_US" w:bidi="en_US"/>
         </w:rPr>
-        <w:t>Job 3:21</w:t>
+        <w:t>Job 3:21 (#1)</w:t>
       </w:r>
       <w:r>
         <w:rPr>
@@ -2138,7 +2138,7 @@
         <w:rPr>
           <w:lang w:val="en_US" w:bidi="en_US"/>
         </w:rPr>
-        <w:t>Job 3:24</w:t>
+        <w:t>Job 3:24 (#1)</w:t>
       </w:r>
       <w:r>
         <w:rPr>
@@ -2201,27 +2201,27 @@
         <w:rPr>
           <w:lang w:val="en_US" w:bidi="en_US"/>
         </w:rPr>
-        <w:t>Job 3:26</w:t>
-      </w:r>
-      <w:r>
-        <w:rPr>
-          <w:lang w:val="en_US" w:bidi="en_US"/>
-        </w:rPr>
-      </w:r>
-    </w:p>
-    <w:p>
-      <w:pPr/>
-      <w:r>
-        <w:rPr>
-          <w:lang w:val="en_US" w:bidi="en_US"/>
-        </w:rPr>
-      </w:r>
-      <w:r>
-        <w:rPr>
-          <w:b/>
-          <w:lang w:val="en_US" w:bidi="en_US"/>
-        </w:rPr>
-        <w:t>What are the things that troubles have replaced in Job's life?</w:t>
+        <w:t>Job 3:26 (#1)</w:t>
+      </w:r>
+      <w:r>
+        <w:rPr>
+          <w:lang w:val="en_US" w:bidi="en_US"/>
+        </w:rPr>
+      </w:r>
+    </w:p>
+    <w:p>
+      <w:pPr/>
+      <w:r>
+        <w:rPr>
+          <w:lang w:val="en_US" w:bidi="en_US"/>
+        </w:rPr>
+      </w:r>
+      <w:r>
+        <w:rPr>
+          <w:b/>
+          <w:lang w:val="en_US" w:bidi="en_US"/>
+        </w:rPr>
+        <w:t>What are the things that troubles have replaced in Job’s life?</w:t>
       </w:r>
     </w:p>
     <w:p>
@@ -2264,7 +2264,7 @@
         <w:rPr>
           <w:lang w:val="en_US" w:bidi="en_US"/>
         </w:rPr>
-        <w:t>Job 4:3</w:t>
+        <w:t>Job 4:3 (#1)</w:t>
       </w:r>
       <w:r>
         <w:rPr>
@@ -2327,7 +2327,7 @@
         <w:rPr>
           <w:lang w:val="en_US" w:bidi="en_US"/>
         </w:rPr>
-        <w:t>Job 4:6</w:t>
+        <w:t>Job 4:6 (#1)</w:t>
       </w:r>
       <w:r>
         <w:rPr>
@@ -2390,7 +2390,7 @@
         <w:rPr>
           <w:lang w:val="en_US" w:bidi="en_US"/>
         </w:rPr>
-        <w:t>Job 4:8–9</w:t>
+        <w:t>Job 4:8–9 (#1)</w:t>
       </w:r>
       <w:r>
         <w:rPr>
@@ -2453,7 +2453,7 @@
         <w:rPr>
           <w:lang w:val="en_US" w:bidi="en_US"/>
         </w:rPr>
-        <w:t>Job 4:10</w:t>
+        <w:t>Job 4:10 (#1)</w:t>
       </w:r>
       <w:r>
         <w:rPr>
@@ -2516,7 +2516,7 @@
         <w:rPr>
           <w:lang w:val="en_US" w:bidi="en_US"/>
         </w:rPr>
-        <w:t>Job 4:12–13</w:t>
+        <w:t>Job 4:12–13 (#1)</w:t>
       </w:r>
       <w:r>
         <w:rPr>
@@ -2579,7 +2579,7 @@
         <w:rPr>
           <w:lang w:val="en_US" w:bidi="en_US"/>
         </w:rPr>
-        <w:t>Job 4:14</w:t>
+        <w:t>Job 4:14 (#1)</w:t>
       </w:r>
       <w:r>
         <w:rPr>
@@ -2642,7 +2642,7 @@
         <w:rPr>
           <w:lang w:val="en_US" w:bidi="en_US"/>
         </w:rPr>
-        <w:t>Job 4:17</w:t>
+        <w:t>Job 4:17 (#1)</w:t>
       </w:r>
       <w:r>
         <w:rPr>
@@ -2676,36 +2676,36 @@
         <w:rPr>
           <w:lang w:val="en_US" w:bidi="en_US"/>
         </w:rPr>
-        <w:t>It asked if a mortal man can be more righteous than God, more pure than his Maker?</w:t>
-      </w:r>
-      <w:r>
-        <w:rPr>
-          <w:lang w:val="en_US" w:bidi="en_US"/>
-        </w:rPr>
-      </w:r>
-      <w:r>
-        <w:rPr>
-          <w:lang w:val="en_US" w:bidi="en_US"/>
-        </w:rPr>
-      </w:r>
-    </w:p>
-    <w:p>
-      <w:pPr/>
-      <w:r>
-        <w:rPr>
-          <w:lang w:val="en_US" w:bidi="en_US"/>
-        </w:rPr>
-      </w:r>
-    </w:p>
-    <w:p>
-      <w:pPr>
-        <w:pStyle w:val="Heading2"/>
-      </w:pPr>
-      <w:r>
-        <w:rPr>
-          <w:lang w:val="en_US" w:bidi="en_US"/>
-        </w:rPr>
-        <w:t>Job 4:19</w:t>
+        <w:t>It asked if a mortal man can be more righteous than God, more pure than his Maker.</w:t>
+      </w:r>
+      <w:r>
+        <w:rPr>
+          <w:lang w:val="en_US" w:bidi="en_US"/>
+        </w:rPr>
+      </w:r>
+      <w:r>
+        <w:rPr>
+          <w:lang w:val="en_US" w:bidi="en_US"/>
+        </w:rPr>
+      </w:r>
+    </w:p>
+    <w:p>
+      <w:pPr/>
+      <w:r>
+        <w:rPr>
+          <w:lang w:val="en_US" w:bidi="en_US"/>
+        </w:rPr>
+      </w:r>
+    </w:p>
+    <w:p>
+      <w:pPr>
+        <w:pStyle w:val="Heading2"/>
+      </w:pPr>
+      <w:r>
+        <w:rPr>
+          <w:lang w:val="en_US" w:bidi="en_US"/>
+        </w:rPr>
+        <w:t>Job 4:19 (#1)</w:t>
       </w:r>
       <w:r>
         <w:rPr>
@@ -2768,7 +2768,7 @@
         <w:rPr>
           <w:lang w:val="en_US" w:bidi="en_US"/>
         </w:rPr>
-        <w:t>Job 5:2</w:t>
+        <w:t>Job 5:2 (#1)</w:t>
       </w:r>
       <w:r>
         <w:rPr>
@@ -2831,7 +2831,7 @@
         <w:rPr>
           <w:lang w:val="en_US" w:bidi="en_US"/>
         </w:rPr>
-        <w:t>Job 5:4</w:t>
+        <w:t>Job 5:4 (#1)</w:t>
       </w:r>
       <w:r>
         <w:rPr>
@@ -2894,7 +2894,7 @@
         <w:rPr>
           <w:lang w:val="en_US" w:bidi="en_US"/>
         </w:rPr>
-        <w:t>Job 5:7</w:t>
+        <w:t>Job 5:7 (#1)</w:t>
       </w:r>
       <w:r>
         <w:rPr>
@@ -2957,7 +2957,7 @@
         <w:rPr>
           <w:lang w:val="en_US" w:bidi="en_US"/>
         </w:rPr>
-        <w:t>Job 5:10</w:t>
+        <w:t>Job 5:10 (#1)</w:t>
       </w:r>
       <w:r>
         <w:rPr>
@@ -3020,7 +3020,7 @@
         <w:rPr>
           <w:lang w:val="en_US" w:bidi="en_US"/>
         </w:rPr>
-        <w:t>Job 5:12</w:t>
+        <w:t>Job 5:12 (#1)</w:t>
       </w:r>
       <w:r>
         <w:rPr>
@@ -3083,7 +3083,7 @@
         <w:rPr>
           <w:lang w:val="en_US" w:bidi="en_US"/>
         </w:rPr>
-        <w:t>Job 5:15</w:t>
+        <w:t>Job 5:15 (#1)</w:t>
       </w:r>
       <w:r>
         <w:rPr>
@@ -3146,7 +3146,7 @@
         <w:rPr>
           <w:lang w:val="en_US" w:bidi="en_US"/>
         </w:rPr>
-        <w:t>Job 5:18</w:t>
+        <w:t>Job 5:18 (#1)</w:t>
       </w:r>
       <w:r>
         <w:rPr>
@@ -3209,7 +3209,7 @@
         <w:rPr>
           <w:lang w:val="en_US" w:bidi="en_US"/>
         </w:rPr>
-        <w:t>Job 5:22</w:t>
+        <w:t>Job 5:22 (#1)</w:t>
       </w:r>
       <w:r>
         <w:rPr>
@@ -3272,7 +3272,7 @@
         <w:rPr>
           <w:lang w:val="en_US" w:bidi="en_US"/>
         </w:rPr>
-        <w:t>Job 5:24</w:t>
+        <w:t>Job 5:24 (#1)</w:t>
       </w:r>
       <w:r>
         <w:rPr>
@@ -3335,7 +3335,7 @@
         <w:rPr>
           <w:lang w:val="en_US" w:bidi="en_US"/>
         </w:rPr>
-        <w:t>Job 5:26</w:t>
+        <w:t>Job 5:26 (#1)</w:t>
       </w:r>
       <w:r>
         <w:rPr>
@@ -3398,7 +3398,7 @@
         <w:rPr>
           <w:lang w:val="en_US" w:bidi="en_US"/>
         </w:rPr>
-        <w:t>Job 6:2–3</w:t>
+        <w:t>Job 6:2–3 (#1)</w:t>
       </w:r>
       <w:r>
         <w:rPr>
@@ -3461,7 +3461,7 @@
         <w:rPr>
           <w:lang w:val="en_US" w:bidi="en_US"/>
         </w:rPr>
-        <w:t>Job 6:4</w:t>
+        <w:t>Job 6:4 (#1)</w:t>
       </w:r>
       <w:r>
         <w:rPr>
@@ -3524,7 +3524,7 @@
         <w:rPr>
           <w:lang w:val="en_US" w:bidi="en_US"/>
         </w:rPr>
-        <w:t>Job 6:6</w:t>
+        <w:t>Job 6:6 (#1)</w:t>
       </w:r>
       <w:r>
         <w:rPr>
@@ -3587,7 +3587,7 @@
         <w:rPr>
           <w:lang w:val="en_US" w:bidi="en_US"/>
         </w:rPr>
-        <w:t>Job 6:8–9</w:t>
+        <w:t>Job 6:8–9 (#1)</w:t>
       </w:r>
       <w:r>
         <w:rPr>
@@ -3650,7 +3650,7 @@
         <w:rPr>
           <w:lang w:val="en_US" w:bidi="en_US"/>
         </w:rPr>
-        <w:t>Job 6:10</w:t>
+        <w:t>Job 6:10 (#1)</w:t>
       </w:r>
       <w:r>
         <w:rPr>
@@ -3713,7 +3713,7 @@
         <w:rPr>
           <w:lang w:val="en_US" w:bidi="en_US"/>
         </w:rPr>
-        <w:t>Job 6:13</w:t>
+        <w:t>Job 6:13 (#1)</w:t>
       </w:r>
       <w:r>
         <w:rPr>
@@ -3776,7 +3776,7 @@
         <w:rPr>
           <w:lang w:val="en_US" w:bidi="en_US"/>
         </w:rPr>
-        <w:t>Job 6:14</w:t>
+        <w:t>Job 6:14 (#1)</w:t>
       </w:r>
       <w:r>
         <w:rPr>
@@ -3839,7 +3839,7 @@
         <w:rPr>
           <w:lang w:val="en_US" w:bidi="en_US"/>
         </w:rPr>
-        <w:t>Job 6:15–17</w:t>
+        <w:t>Job 6:15–17 (#1)</w:t>
       </w:r>
       <w:r>
         <w:rPr>
@@ -3902,7 +3902,7 @@
         <w:rPr>
           <w:lang w:val="en_US" w:bidi="en_US"/>
         </w:rPr>
-        <w:t>Job 6:18–20</w:t>
+        <w:t>Job 6:18–20 (#1)</w:t>
       </w:r>
       <w:r>
         <w:rPr>
@@ -3965,7 +3965,7 @@
         <w:rPr>
           <w:lang w:val="en_US" w:bidi="en_US"/>
         </w:rPr>
-        <w:t>Job 6:21</w:t>
+        <w:t>Job 6:21 (#1)</w:t>
       </w:r>
       <w:r>
         <w:rPr>
@@ -4028,7 +4028,7 @@
         <w:rPr>
           <w:lang w:val="en_US" w:bidi="en_US"/>
         </w:rPr>
-        <w:t>Job 6:24</w:t>
+        <w:t>Job 6:24 (#1)</w:t>
       </w:r>
       <w:r>
         <w:rPr>
@@ -4091,7 +4091,7 @@
         <w:rPr>
           <w:lang w:val="en_US" w:bidi="en_US"/>
         </w:rPr>
-        <w:t>Job 6:26</w:t>
+        <w:t>Job 6:26 (#1)</w:t>
       </w:r>
       <w:r>
         <w:rPr>
@@ -4154,7 +4154,7 @@
         <w:rPr>
           <w:lang w:val="en_US" w:bidi="en_US"/>
         </w:rPr>
-        <w:t>Job 6:29</w:t>
+        <w:t>Job 6:29 (#1)</w:t>
       </w:r>
       <w:r>
         <w:rPr>
@@ -4217,7 +4217,7 @@
         <w:rPr>
           <w:lang w:val="en_US" w:bidi="en_US"/>
         </w:rPr>
-        <w:t>Job 7:2–3</w:t>
+        <w:t>Job 7:2–3 (#1)</w:t>
       </w:r>
       <w:r>
         <w:rPr>
@@ -4280,7 +4280,7 @@
         <w:rPr>
           <w:lang w:val="en_US" w:bidi="en_US"/>
         </w:rPr>
-        <w:t>Job 7:5</w:t>
+        <w:t>Job 7:5 (#1)</w:t>
       </w:r>
       <w:r>
         <w:rPr>
@@ -4343,7 +4343,7 @@
         <w:rPr>
           <w:lang w:val="en_US" w:bidi="en_US"/>
         </w:rPr>
-        <w:t>Job 7:6</w:t>
+        <w:t>Job 7:6 (#1)</w:t>
       </w:r>
       <w:r>
         <w:rPr>
@@ -4406,7 +4406,7 @@
         <w:rPr>
           <w:lang w:val="en_US" w:bidi="en_US"/>
         </w:rPr>
-        <w:t>Job 7:9</w:t>
+        <w:t>Job 7:9 (#1)</w:t>
       </w:r>
       <w:r>
         <w:rPr>
@@ -4469,7 +4469,7 @@
         <w:rPr>
           <w:lang w:val="en_US" w:bidi="en_US"/>
         </w:rPr>
-        <w:t>Job 7:11</w:t>
+        <w:t>Job 7:11 (#1)</w:t>
       </w:r>
       <w:r>
         <w:rPr>
@@ -4532,7 +4532,7 @@
         <w:rPr>
           <w:lang w:val="en_US" w:bidi="en_US"/>
         </w:rPr>
-        <w:t>Job 7:14</w:t>
+        <w:t>Job 7:14 (#1)</w:t>
       </w:r>
       <w:r>
         <w:rPr>
@@ -4595,7 +4595,7 @@
         <w:rPr>
           <w:lang w:val="en_US" w:bidi="en_US"/>
         </w:rPr>
-        <w:t>Job 7:16</w:t>
+        <w:t>Job 7:16 (#1)</w:t>
       </w:r>
       <w:r>
         <w:rPr>
@@ -4658,7 +4658,7 @@
         <w:rPr>
           <w:lang w:val="en_US" w:bidi="en_US"/>
         </w:rPr>
-        <w:t>Job 7:19</w:t>
+        <w:t>Job 7:19 (#1)</w:t>
       </w:r>
       <w:r>
         <w:rPr>
@@ -4721,7 +4721,7 @@
         <w:rPr>
           <w:lang w:val="en_US" w:bidi="en_US"/>
         </w:rPr>
-        <w:t>Job 7:21</w:t>
+        <w:t>Job 7:21 (#1)</w:t>
       </w:r>
       <w:r>
         <w:rPr>
@@ -4784,7 +4784,7 @@
         <w:rPr>
           <w:lang w:val="en_US" w:bidi="en_US"/>
         </w:rPr>
-        <w:t>Job 8:2</w:t>
+        <w:t>Job 8:2 (#1)</w:t>
       </w:r>
       <w:r>
         <w:rPr>
@@ -4847,7 +4847,7 @@
         <w:rPr>
           <w:lang w:val="en_US" w:bidi="en_US"/>
         </w:rPr>
-        <w:t>Job 8:4</w:t>
+        <w:t>Job 8:4 (#1)</w:t>
       </w:r>
       <w:r>
         <w:rPr>
@@ -4910,7 +4910,7 @@
         <w:rPr>
           <w:lang w:val="en_US" w:bidi="en_US"/>
         </w:rPr>
-        <w:t>Job 8:6</w:t>
+        <w:t>Job 8:6 (#1)</w:t>
       </w:r>
       <w:r>
         <w:rPr>
@@ -4973,7 +4973,7 @@
         <w:rPr>
           <w:lang w:val="en_US" w:bidi="en_US"/>
         </w:rPr>
-        <w:t>Job 8:9</w:t>
+        <w:t>Job 8:9 (#1)</w:t>
       </w:r>
       <w:r>
         <w:rPr>
@@ -5036,7 +5036,7 @@
         <w:rPr>
           <w:lang w:val="en_US" w:bidi="en_US"/>
         </w:rPr>
-        <w:t>Job 8:11</w:t>
+        <w:t>Job 8:11 (#1)</w:t>
       </w:r>
       <w:r>
         <w:rPr>
@@ -5099,7 +5099,7 @@
         <w:rPr>
           <w:lang w:val="en_US" w:bidi="en_US"/>
         </w:rPr>
-        <w:t>Job 8:14</w:t>
+        <w:t>Job 8:14 (#1)</w:t>
       </w:r>
       <w:r>
         <w:rPr>
@@ -5162,7 +5162,7 @@
         <w:rPr>
           <w:lang w:val="en_US" w:bidi="en_US"/>
         </w:rPr>
-        <w:t>Job 8:17</w:t>
+        <w:t>Job 8:17 (#1)</w:t>
       </w:r>
       <w:r>
         <w:rPr>
@@ -5225,7 +5225,7 @@
         <w:rPr>
           <w:lang w:val="en_US" w:bidi="en_US"/>
         </w:rPr>
-        <w:t>Job 8:20</w:t>
+        <w:t>Job 8:20 (#1)</w:t>
       </w:r>
       <w:r>
         <w:rPr>
@@ -5288,7 +5288,7 @@
         <w:rPr>
           <w:lang w:val="en_US" w:bidi="en_US"/>
         </w:rPr>
-        <w:t>Job 8:21</w:t>
+        <w:t>Job 8:21 (#1)</w:t>
       </w:r>
       <w:r>
         <w:rPr>
@@ -5351,7 +5351,7 @@
         <w:rPr>
           <w:lang w:val="en_US" w:bidi="en_US"/>
         </w:rPr>
-        <w:t>Job 9:3</w:t>
+        <w:t>Job 9:3 (#1)</w:t>
       </w:r>
       <w:r>
         <w:rPr>
@@ -5414,7 +5414,7 @@
         <w:rPr>
           <w:lang w:val="en_US" w:bidi="en_US"/>
         </w:rPr>
-        <w:t>Job 9:5</w:t>
+        <w:t>Job 9:5 (#1)</w:t>
       </w:r>
       <w:r>
         <w:rPr>
@@ -5477,7 +5477,7 @@
         <w:rPr>
           <w:lang w:val="en_US" w:bidi="en_US"/>
         </w:rPr>
-        <w:t>Job 9:8</w:t>
+        <w:t>Job 9:8 (#1)</w:t>
       </w:r>
       <w:r>
         <w:rPr>
@@ -5540,7 +5540,7 @@
         <w:rPr>
           <w:lang w:val="en_US" w:bidi="en_US"/>
         </w:rPr>
-        <w:t>Job 9:11</w:t>
+        <w:t>Job 9:11 (#1)</w:t>
       </w:r>
       <w:r>
         <w:rPr>
@@ -5603,7 +5603,7 @@
         <w:rPr>
           <w:lang w:val="en_US" w:bidi="en_US"/>
         </w:rPr>
-        <w:t>Job 9:15</w:t>
+        <w:t>Job 9:15 (#1)</w:t>
       </w:r>
       <w:r>
         <w:rPr>
@@ -5666,7 +5666,7 @@
         <w:rPr>
           <w:lang w:val="en_US" w:bidi="en_US"/>
         </w:rPr>
-        <w:t>Job 9:17</w:t>
+        <w:t>Job 9:17 (#1)</w:t>
       </w:r>
       <w:r>
         <w:rPr>
@@ -5729,7 +5729,7 @@
         <w:rPr>
           <w:lang w:val="en_US" w:bidi="en_US"/>
         </w:rPr>
-        <w:t>Job 9:20</w:t>
+        <w:t>Job 9:20 (#1)</w:t>
       </w:r>
       <w:r>
         <w:rPr>
@@ -5792,7 +5792,7 @@
         <w:rPr>
           <w:lang w:val="en_US" w:bidi="en_US"/>
         </w:rPr>
-        <w:t>Job 9:22</w:t>
+        <w:t>Job 9:22 (#1)</w:t>
       </w:r>
       <w:r>
         <w:rPr>
@@ -5855,7 +5855,7 @@
         <w:rPr>
           <w:lang w:val="en_US" w:bidi="en_US"/>
         </w:rPr>
-        <w:t>Job 9:25–26</w:t>
+        <w:t>Job 9:25–26 (#1)</w:t>
       </w:r>
       <w:r>
         <w:rPr>
@@ -5918,7 +5918,7 @@
         <w:rPr>
           <w:lang w:val="en_US" w:bidi="en_US"/>
         </w:rPr>
-        <w:t>Job 9:27–29</w:t>
+        <w:t>Job 9:27–29 (#1)</w:t>
       </w:r>
       <w:r>
         <w:rPr>
@@ -5981,7 +5981,7 @@
         <w:rPr>
           <w:lang w:val="en_US" w:bidi="en_US"/>
         </w:rPr>
-        <w:t>Job 9:33</w:t>
+        <w:t>Job 9:33 (#1)</w:t>
       </w:r>
       <w:r>
         <w:rPr>
@@ -6044,7 +6044,7 @@
         <w:rPr>
           <w:lang w:val="en_US" w:bidi="en_US"/>
         </w:rPr>
-        <w:t>Job 9:34</w:t>
+        <w:t>Job 9:34 (#1)</w:t>
       </w:r>
       <w:r>
         <w:rPr>
@@ -6107,7 +6107,7 @@
         <w:rPr>
           <w:lang w:val="en_US" w:bidi="en_US"/>
         </w:rPr>
-        <w:t>Job 10:2</w:t>
+        <w:t>Job 10:2 (#1)</w:t>
       </w:r>
       <w:r>
         <w:rPr>
@@ -6170,7 +6170,7 @@
         <w:rPr>
           <w:lang w:val="en_US" w:bidi="en_US"/>
         </w:rPr>
-        <w:t>Job 10:4</w:t>
+        <w:t>Job 10:4 (#1)</w:t>
       </w:r>
       <w:r>
         <w:rPr>
@@ -6233,7 +6233,7 @@
         <w:rPr>
           <w:lang w:val="en_US" w:bidi="en_US"/>
         </w:rPr>
-        <w:t>Job 10:6</w:t>
+        <w:t>Job 10:6 (#1)</w:t>
       </w:r>
       <w:r>
         <w:rPr>
@@ -6296,7 +6296,7 @@
         <w:rPr>
           <w:lang w:val="en_US" w:bidi="en_US"/>
         </w:rPr>
-        <w:t>Job 10:8</w:t>
+        <w:t>Job 10:8 (#1)</w:t>
       </w:r>
       <w:r>
         <w:rPr>
@@ -6359,7 +6359,7 @@
         <w:rPr>
           <w:lang w:val="en_US" w:bidi="en_US"/>
         </w:rPr>
-        <w:t>Job 10:11</w:t>
+        <w:t>Job 10:11 (#1)</w:t>
       </w:r>
       <w:r>
         <w:rPr>
@@ -6422,7 +6422,7 @@
         <w:rPr>
           <w:lang w:val="en_US" w:bidi="en_US"/>
         </w:rPr>
-        <w:t>Job 10:12</w:t>
+        <w:t>Job 10:12 (#1)</w:t>
       </w:r>
       <w:r>
         <w:rPr>
@@ -6485,7 +6485,7 @@
         <w:rPr>
           <w:lang w:val="en_US" w:bidi="en_US"/>
         </w:rPr>
-        <w:t>Job 10:14</w:t>
+        <w:t>Job 10:14 (#1)</w:t>
       </w:r>
       <w:r>
         <w:rPr>
@@ -6548,7 +6548,7 @@
         <w:rPr>
           <w:lang w:val="en_US" w:bidi="en_US"/>
         </w:rPr>
-        <w:t>Job 10:16</w:t>
+        <w:t>Job 10:16 (#1)</w:t>
       </w:r>
       <w:r>
         <w:rPr>
@@ -6611,7 +6611,7 @@
         <w:rPr>
           <w:lang w:val="en_US" w:bidi="en_US"/>
         </w:rPr>
-        <w:t>Job 10:17</w:t>
+        <w:t>Job 10:17 (#1)</w:t>
       </w:r>
       <w:r>
         <w:rPr>
@@ -6674,7 +6674,7 @@
         <w:rPr>
           <w:lang w:val="en_US" w:bidi="en_US"/>
         </w:rPr>
-        <w:t>Job 10:18</w:t>
+        <w:t>Job 10:18 (#1)</w:t>
       </w:r>
       <w:r>
         <w:rPr>
@@ -6737,7 +6737,7 @@
         <w:rPr>
           <w:lang w:val="en_US" w:bidi="en_US"/>
         </w:rPr>
-        <w:t>Job 10:21</w:t>
+        <w:t>Job 10:21 (#1)</w:t>
       </w:r>
       <w:r>
         <w:rPr>
@@ -6800,7 +6800,7 @@
         <w:rPr>
           <w:lang w:val="en_US" w:bidi="en_US"/>
         </w:rPr>
-        <w:t>Job 11:3</w:t>
+        <w:t>Job 11:3 (#1)</w:t>
       </w:r>
       <w:r>
         <w:rPr>
@@ -6834,36 +6834,36 @@
         <w:rPr>
           <w:lang w:val="en_US" w:bidi="en_US"/>
         </w:rPr>
-        <w:t>He thought Job had mocked his friends' teaching.</w:t>
-      </w:r>
-      <w:r>
-        <w:rPr>
-          <w:lang w:val="en_US" w:bidi="en_US"/>
-        </w:rPr>
-      </w:r>
-      <w:r>
-        <w:rPr>
-          <w:lang w:val="en_US" w:bidi="en_US"/>
-        </w:rPr>
-      </w:r>
-    </w:p>
-    <w:p>
-      <w:pPr/>
-      <w:r>
-        <w:rPr>
-          <w:lang w:val="en_US" w:bidi="en_US"/>
-        </w:rPr>
-      </w:r>
-    </w:p>
-    <w:p>
-      <w:pPr>
-        <w:pStyle w:val="Heading2"/>
-      </w:pPr>
-      <w:r>
-        <w:rPr>
-          <w:lang w:val="en_US" w:bidi="en_US"/>
-        </w:rPr>
-        <w:t>Job 11:6</w:t>
+        <w:t>He thought Job had mocked his friends’ teaching.</w:t>
+      </w:r>
+      <w:r>
+        <w:rPr>
+          <w:lang w:val="en_US" w:bidi="en_US"/>
+        </w:rPr>
+      </w:r>
+      <w:r>
+        <w:rPr>
+          <w:lang w:val="en_US" w:bidi="en_US"/>
+        </w:rPr>
+      </w:r>
+    </w:p>
+    <w:p>
+      <w:pPr/>
+      <w:r>
+        <w:rPr>
+          <w:lang w:val="en_US" w:bidi="en_US"/>
+        </w:rPr>
+      </w:r>
+    </w:p>
+    <w:p>
+      <w:pPr>
+        <w:pStyle w:val="Heading2"/>
+      </w:pPr>
+      <w:r>
+        <w:rPr>
+          <w:lang w:val="en_US" w:bidi="en_US"/>
+        </w:rPr>
+        <w:t>Job 11:6 (#1)</w:t>
       </w:r>
       <w:r>
         <w:rPr>
@@ -6926,7 +6926,7 @@
         <w:rPr>
           <w:lang w:val="en_US" w:bidi="en_US"/>
         </w:rPr>
-        <w:t>Job 11:7–9</w:t>
+        <w:t>Job 11:7–9 (#1)</w:t>
       </w:r>
       <w:r>
         <w:rPr>
@@ -6989,7 +6989,7 @@
         <w:rPr>
           <w:lang w:val="en_US" w:bidi="en_US"/>
         </w:rPr>
-        <w:t>Job 11:10–11</w:t>
+        <w:t>Job 11:10–11 (#1)</w:t>
       </w:r>
       <w:r>
         <w:rPr>
@@ -7052,7 +7052,7 @@
         <w:rPr>
           <w:lang w:val="en_US" w:bidi="en_US"/>
         </w:rPr>
-        <w:t>Job 11:12</w:t>
+        <w:t>Job 11:12 (#1)</w:t>
       </w:r>
       <w:r>
         <w:rPr>
@@ -7115,7 +7115,7 @@
         <w:rPr>
           <w:lang w:val="en_US" w:bidi="en_US"/>
         </w:rPr>
-        <w:t>Job 11:16</w:t>
+        <w:t>Job 11:16 (#1)</w:t>
       </w:r>
       <w:r>
         <w:rPr>
@@ -7178,7 +7178,7 @@
         <w:rPr>
           <w:lang w:val="en_US" w:bidi="en_US"/>
         </w:rPr>
-        <w:t>Job 11:18</w:t>
+        <w:t>Job 11:18 (#1)</w:t>
       </w:r>
       <w:r>
         <w:rPr>
@@ -7241,7 +7241,7 @@
         <w:rPr>
           <w:lang w:val="en_US" w:bidi="en_US"/>
         </w:rPr>
-        <w:t>Job 11:20</w:t>
+        <w:t>Job 11:20 (#1)</w:t>
       </w:r>
       <w:r>
         <w:rPr>
@@ -7304,7 +7304,7 @@
         <w:rPr>
           <w:lang w:val="en_US" w:bidi="en_US"/>
         </w:rPr>
-        <w:t>Job 12:3</w:t>
+        <w:t>Job 12:3 (#1)</w:t>
       </w:r>
       <w:r>
         <w:rPr>
@@ -7367,7 +7367,7 @@
         <w:rPr>
           <w:lang w:val="en_US" w:bidi="en_US"/>
         </w:rPr>
-        <w:t>Job 12:4</w:t>
+        <w:t>Job 12:4 (#1)</w:t>
       </w:r>
       <w:r>
         <w:rPr>
@@ -7430,7 +7430,7 @@
         <w:rPr>
           <w:lang w:val="en_US" w:bidi="en_US"/>
         </w:rPr>
-        <w:t>Job 12:7–8</w:t>
+        <w:t>Job 12:7–8 (#1)</w:t>
       </w:r>
       <w:r>
         <w:rPr>
@@ -7493,7 +7493,7 @@
         <w:rPr>
           <w:lang w:val="en_US" w:bidi="en_US"/>
         </w:rPr>
-        <w:t>Job 12:9</w:t>
+        <w:t>Job 12:9 (#1)</w:t>
       </w:r>
       <w:r>
         <w:rPr>
@@ -7527,36 +7527,36 @@
         <w:rPr>
           <w:lang w:val="en_US" w:bidi="en_US"/>
         </w:rPr>
-        <w:t>They know that the hand of Yayweh has given them life.</w:t>
-      </w:r>
-      <w:r>
-        <w:rPr>
-          <w:lang w:val="en_US" w:bidi="en_US"/>
-        </w:rPr>
-      </w:r>
-      <w:r>
-        <w:rPr>
-          <w:lang w:val="en_US" w:bidi="en_US"/>
-        </w:rPr>
-      </w:r>
-    </w:p>
-    <w:p>
-      <w:pPr/>
-      <w:r>
-        <w:rPr>
-          <w:lang w:val="en_US" w:bidi="en_US"/>
-        </w:rPr>
-      </w:r>
-    </w:p>
-    <w:p>
-      <w:pPr>
-        <w:pStyle w:val="Heading2"/>
-      </w:pPr>
-      <w:r>
-        <w:rPr>
-          <w:lang w:val="en_US" w:bidi="en_US"/>
-        </w:rPr>
-        <w:t>Job 12:12</w:t>
+        <w:t>They know that the hand of Yahweh has given them life.</w:t>
+      </w:r>
+      <w:r>
+        <w:rPr>
+          <w:lang w:val="en_US" w:bidi="en_US"/>
+        </w:rPr>
+      </w:r>
+      <w:r>
+        <w:rPr>
+          <w:lang w:val="en_US" w:bidi="en_US"/>
+        </w:rPr>
+      </w:r>
+    </w:p>
+    <w:p>
+      <w:pPr/>
+      <w:r>
+        <w:rPr>
+          <w:lang w:val="en_US" w:bidi="en_US"/>
+        </w:rPr>
+      </w:r>
+    </w:p>
+    <w:p>
+      <w:pPr>
+        <w:pStyle w:val="Heading2"/>
+      </w:pPr>
+      <w:r>
+        <w:rPr>
+          <w:lang w:val="en_US" w:bidi="en_US"/>
+        </w:rPr>
+        <w:t>Job 12:12 (#1)</w:t>
       </w:r>
       <w:r>
         <w:rPr>
@@ -7619,7 +7619,7 @@
         <w:rPr>
           <w:lang w:val="en_US" w:bidi="en_US"/>
         </w:rPr>
-        <w:t>Job 12:15</w:t>
+        <w:t>Job 12:15 (#1)</w:t>
       </w:r>
       <w:r>
         <w:rPr>
@@ -7682,7 +7682,7 @@
         <w:rPr>
           <w:lang w:val="en_US" w:bidi="en_US"/>
         </w:rPr>
-        <w:t>Job 12:18</w:t>
+        <w:t>Job 12:18 (#1)</w:t>
       </w:r>
       <w:r>
         <w:rPr>
@@ -7745,7 +7745,7 @@
         <w:rPr>
           <w:lang w:val="en_US" w:bidi="en_US"/>
         </w:rPr>
-        <w:t>Job 12:20</w:t>
+        <w:t>Job 12:20 (#1)</w:t>
       </w:r>
       <w:r>
         <w:rPr>
@@ -7808,7 +7808,7 @@
         <w:rPr>
           <w:lang w:val="en_US" w:bidi="en_US"/>
         </w:rPr>
-        <w:t>Job 12:23</w:t>
+        <w:t>Job 12:23 (#1)</w:t>
       </w:r>
       <w:r>
         <w:rPr>
@@ -7871,7 +7871,7 @@
         <w:rPr>
           <w:lang w:val="en_US" w:bidi="en_US"/>
         </w:rPr>
-        <w:t>Job 12:24</w:t>
+        <w:t>Job 12:24 (#1)</w:t>
       </w:r>
       <w:r>
         <w:rPr>
@@ -7934,7 +7934,7 @@
         <w:rPr>
           <w:lang w:val="en_US" w:bidi="en_US"/>
         </w:rPr>
-        <w:t>Job 13:2</w:t>
+        <w:t>Job 13:2 (#1)</w:t>
       </w:r>
       <w:r>
         <w:rPr>
@@ -7997,7 +7997,7 @@
         <w:rPr>
           <w:lang w:val="en_US" w:bidi="en_US"/>
         </w:rPr>
-        <w:t>Job 13:3</w:t>
+        <w:t>Job 13:3 (#1)</w:t>
       </w:r>
       <w:r>
         <w:rPr>
@@ -8060,7 +8060,7 @@
         <w:rPr>
           <w:lang w:val="en_US" w:bidi="en_US"/>
         </w:rPr>
-        <w:t>Job 13:5</w:t>
+        <w:t>Job 13:5 (#1)</w:t>
       </w:r>
       <w:r>
         <w:rPr>
@@ -8123,7 +8123,7 @@
         <w:rPr>
           <w:lang w:val="en_US" w:bidi="en_US"/>
         </w:rPr>
-        <w:t>Job 13:6</w:t>
+        <w:t>Job 13:6 (#1)</w:t>
       </w:r>
       <w:r>
         <w:rPr>
@@ -8186,7 +8186,7 @@
         <w:rPr>
           <w:lang w:val="en_US" w:bidi="en_US"/>
         </w:rPr>
-        <w:t>Job 13:10</w:t>
+        <w:t>Job 13:10 (#1)</w:t>
       </w:r>
       <w:r>
         <w:rPr>
@@ -8249,7 +8249,7 @@
         <w:rPr>
           <w:lang w:val="en_US" w:bidi="en_US"/>
         </w:rPr>
-        <w:t>Job 13:12</w:t>
+        <w:t>Job 13:12 (#1)</w:t>
       </w:r>
       <w:r>
         <w:rPr>
@@ -8312,7 +8312,7 @@
         <w:rPr>
           <w:lang w:val="en_US" w:bidi="en_US"/>
         </w:rPr>
-        <w:t>Job 13:13</w:t>
+        <w:t>Job 13:13 (#1)</w:t>
       </w:r>
       <w:r>
         <w:rPr>
@@ -8375,7 +8375,7 @@
         <w:rPr>
           <w:lang w:val="en_US" w:bidi="en_US"/>
         </w:rPr>
-        <w:t>Job 13:16</w:t>
+        <w:t>Job 13:16 (#1)</w:t>
       </w:r>
       <w:r>
         <w:rPr>
@@ -8438,7 +8438,7 @@
         <w:rPr>
           <w:lang w:val="en_US" w:bidi="en_US"/>
         </w:rPr>
-        <w:t>Job 13:18</w:t>
+        <w:t>Job 13:18 (#1)</w:t>
       </w:r>
       <w:r>
         <w:rPr>
@@ -8501,7 +8501,7 @@
         <w:rPr>
           <w:lang w:val="en_US" w:bidi="en_US"/>
         </w:rPr>
-        <w:t>Job 13:21</w:t>
+        <w:t>Job 13:21 (#1)</w:t>
       </w:r>
       <w:r>
         <w:rPr>
@@ -8564,7 +8564,7 @@
         <w:rPr>
           <w:lang w:val="en_US" w:bidi="en_US"/>
         </w:rPr>
-        <w:t>Job 13:24</w:t>
+        <w:t>Job 13:24 (#1)</w:t>
       </w:r>
       <w:r>
         <w:rPr>
@@ -8627,7 +8627,7 @@
         <w:rPr>
           <w:lang w:val="en_US" w:bidi="en_US"/>
         </w:rPr>
-        <w:t>Job 13:28</w:t>
+        <w:t>Job 13:28 (#1)</w:t>
       </w:r>
       <w:r>
         <w:rPr>
@@ -8690,7 +8690,7 @@
         <w:rPr>
           <w:lang w:val="en_US" w:bidi="en_US"/>
         </w:rPr>
-        <w:t>Job 14:2</w:t>
+        <w:t>Job 14:2 (#1)</w:t>
       </w:r>
       <w:r>
         <w:rPr>
@@ -8753,7 +8753,7 @@
         <w:rPr>
           <w:lang w:val="en_US" w:bidi="en_US"/>
         </w:rPr>
-        <w:t>Job 14:5</w:t>
+        <w:t>Job 14:5 (#1)</w:t>
       </w:r>
       <w:r>
         <w:rPr>
@@ -8816,7 +8816,7 @@
         <w:rPr>
           <w:lang w:val="en_US" w:bidi="en_US"/>
         </w:rPr>
-        <w:t>Job 14:7</w:t>
+        <w:t>Job 14:7 (#1)</w:t>
       </w:r>
       <w:r>
         <w:rPr>
@@ -8879,7 +8879,7 @@
         <w:rPr>
           <w:lang w:val="en_US" w:bidi="en_US"/>
         </w:rPr>
-        <w:t>Job 14:12</w:t>
+        <w:t>Job 14:12 (#1)</w:t>
       </w:r>
       <w:r>
         <w:rPr>
@@ -8942,7 +8942,7 @@
         <w:rPr>
           <w:lang w:val="en_US" w:bidi="en_US"/>
         </w:rPr>
-        <w:t>Job 14:13</w:t>
+        <w:t>Job 14:13 (#1)</w:t>
       </w:r>
       <w:r>
         <w:rPr>
@@ -9005,7 +9005,7 @@
         <w:rPr>
           <w:lang w:val="en_US" w:bidi="en_US"/>
         </w:rPr>
-        <w:t>Job 14:17</w:t>
+        <w:t>Job 14:17 (#1)</w:t>
       </w:r>
       <w:r>
         <w:rPr>
@@ -9068,7 +9068,7 @@
         <w:rPr>
           <w:lang w:val="en_US" w:bidi="en_US"/>
         </w:rPr>
-        <w:t>Job 14:19</w:t>
+        <w:t>Job 14:19 (#1)</w:t>
       </w:r>
       <w:r>
         <w:rPr>
@@ -9131,7 +9131,7 @@
         <w:rPr>
           <w:lang w:val="en_US" w:bidi="en_US"/>
         </w:rPr>
-        <w:t>Job 14:21</w:t>
+        <w:t>Job 14:21 (#1)</w:t>
       </w:r>
       <w:r>
         <w:rPr>
@@ -9194,7 +9194,7 @@
         <w:rPr>
           <w:lang w:val="en_US" w:bidi="en_US"/>
         </w:rPr>
-        <w:t>Job 15:2</w:t>
+        <w:t>Job 15:2 (#1)</w:t>
       </w:r>
       <w:r>
         <w:rPr>
@@ -9257,7 +9257,7 @@
         <w:rPr>
           <w:lang w:val="en_US" w:bidi="en_US"/>
         </w:rPr>
-        <w:t>Job 15:4</w:t>
+        <w:t>Job 15:4 (#1)</w:t>
       </w:r>
       <w:r>
         <w:rPr>
@@ -9320,7 +9320,7 @@
         <w:rPr>
           <w:lang w:val="en_US" w:bidi="en_US"/>
         </w:rPr>
-        <w:t>Job 15:9</w:t>
+        <w:t>Job 15:9 (#1)</w:t>
       </w:r>
       <w:r>
         <w:rPr>
@@ -9383,7 +9383,7 @@
         <w:rPr>
           <w:lang w:val="en_US" w:bidi="en_US"/>
         </w:rPr>
-        <w:t>Job 15:10</w:t>
+        <w:t>Job 15:10 (#1)</w:t>
       </w:r>
       <w:r>
         <w:rPr>
@@ -9446,7 +9446,7 @@
         <w:rPr>
           <w:lang w:val="en_US" w:bidi="en_US"/>
         </w:rPr>
-        <w:t>Job 15:13</w:t>
+        <w:t>Job 15:13 (#1)</w:t>
       </w:r>
       <w:r>
         <w:rPr>
@@ -9509,7 +9509,7 @@
         <w:rPr>
           <w:lang w:val="en_US" w:bidi="en_US"/>
         </w:rPr>
-        <w:t>Job 15:15</w:t>
+        <w:t>Job 15:15 (#1)</w:t>
       </w:r>
       <w:r>
         <w:rPr>
@@ -9572,7 +9572,7 @@
         <w:rPr>
           <w:lang w:val="en_US" w:bidi="en_US"/>
         </w:rPr>
-        <w:t>Job 15:17–18</w:t>
+        <w:t>Job 15:17–18 (#1)</w:t>
       </w:r>
       <w:r>
         <w:rPr>
@@ -9635,7 +9635,7 @@
         <w:rPr>
           <w:lang w:val="en_US" w:bidi="en_US"/>
         </w:rPr>
-        <w:t>Job 15:21</w:t>
+        <w:t>Job 15:21 (#1)</w:t>
       </w:r>
       <w:r>
         <w:rPr>
@@ -9698,7 +9698,7 @@
         <w:rPr>
           <w:lang w:val="en_US" w:bidi="en_US"/>
         </w:rPr>
-        <w:t>Job 15:22</w:t>
+        <w:t>Job 15:22 (#1)</w:t>
       </w:r>
       <w:r>
         <w:rPr>
@@ -9761,7 +9761,7 @@
         <w:rPr>
           <w:lang w:val="en_US" w:bidi="en_US"/>
         </w:rPr>
-        <w:t>Job 15:26</w:t>
+        <w:t>Job 15:26 (#1)</w:t>
       </w:r>
       <w:r>
         <w:rPr>
@@ -9824,7 +9824,7 @@
         <w:rPr>
           <w:lang w:val="en_US" w:bidi="en_US"/>
         </w:rPr>
-        <w:t>Job 15:28</w:t>
+        <w:t>Job 15:28 (#1)</w:t>
       </w:r>
       <w:r>
         <w:rPr>
@@ -9887,7 +9887,7 @@
         <w:rPr>
           <w:lang w:val="en_US" w:bidi="en_US"/>
         </w:rPr>
-        <w:t>Job 15:30</w:t>
+        <w:t>Job 15:30 (#1)</w:t>
       </w:r>
       <w:r>
         <w:rPr>
@@ -9950,7 +9950,7 @@
         <w:rPr>
           <w:lang w:val="en_US" w:bidi="en_US"/>
         </w:rPr>
-        <w:t>Job 15:31</w:t>
+        <w:t>Job 15:31 (#1)</w:t>
       </w:r>
       <w:r>
         <w:rPr>
@@ -10013,7 +10013,7 @@
         <w:rPr>
           <w:lang w:val="en_US" w:bidi="en_US"/>
         </w:rPr>
-        <w:t>Job 15:34</w:t>
+        <w:t>Job 15:34 (#1)</w:t>
       </w:r>
       <w:r>
         <w:rPr>
@@ -10076,7 +10076,7 @@
         <w:rPr>
           <w:lang w:val="en_US" w:bidi="en_US"/>
         </w:rPr>
-        <w:t>Job 16:2–3</w:t>
+        <w:t>Job 16:2–3 (#1)</w:t>
       </w:r>
       <w:r>
         <w:rPr>
@@ -10139,7 +10139,7 @@
         <w:rPr>
           <w:lang w:val="en_US" w:bidi="en_US"/>
         </w:rPr>
-        <w:t>Job 16:6</w:t>
+        <w:t>Job 16:6 (#1)</w:t>
       </w:r>
       <w:r>
         <w:rPr>
@@ -10202,7 +10202,7 @@
         <w:rPr>
           <w:lang w:val="en_US" w:bidi="en_US"/>
         </w:rPr>
-        <w:t>Job 16:10</w:t>
+        <w:t>Job 16:10 (#1)</w:t>
       </w:r>
       <w:r>
         <w:rPr>
@@ -10265,7 +10265,7 @@
         <w:rPr>
           <w:lang w:val="en_US" w:bidi="en_US"/>
         </w:rPr>
-        <w:t>Job 16:11</w:t>
+        <w:t>Job 16:11 (#1)</w:t>
       </w:r>
       <w:r>
         <w:rPr>
@@ -10328,7 +10328,7 @@
         <w:rPr>
           <w:lang w:val="en_US" w:bidi="en_US"/>
         </w:rPr>
-        <w:t>Job 16:13</w:t>
+        <w:t>Job 16:13 (#1)</w:t>
       </w:r>
       <w:r>
         <w:rPr>
@@ -10391,7 +10391,7 @@
         <w:rPr>
           <w:lang w:val="en_US" w:bidi="en_US"/>
         </w:rPr>
-        <w:t>Job 16:15</w:t>
+        <w:t>Job 16:15 (#1)</w:t>
       </w:r>
       <w:r>
         <w:rPr>
@@ -10454,7 +10454,7 @@
         <w:rPr>
           <w:lang w:val="en_US" w:bidi="en_US"/>
         </w:rPr>
-        <w:t>Job 16:19</w:t>
+        <w:t>Job 16:19 (#1)</w:t>
       </w:r>
       <w:r>
         <w:rPr>
@@ -10517,7 +10517,7 @@
         <w:rPr>
           <w:lang w:val="en_US" w:bidi="en_US"/>
         </w:rPr>
-        <w:t>Job 16:20</w:t>
+        <w:t>Job 16:20 (#1)</w:t>
       </w:r>
       <w:r>
         <w:rPr>
@@ -10580,7 +10580,7 @@
         <w:rPr>
           <w:lang w:val="en_US" w:bidi="en_US"/>
         </w:rPr>
-        <w:t>Job 17:2</w:t>
+        <w:t>Job 17:2 (#1)</w:t>
       </w:r>
       <w:r>
         <w:rPr>
@@ -10643,7 +10643,7 @@
         <w:rPr>
           <w:lang w:val="en_US" w:bidi="en_US"/>
         </w:rPr>
-        <w:t>Job 17:3</w:t>
+        <w:t>Job 17:3 (#1)</w:t>
       </w:r>
       <w:r>
         <w:rPr>
@@ -10706,7 +10706,7 @@
         <w:rPr>
           <w:lang w:val="en_US" w:bidi="en_US"/>
         </w:rPr>
-        <w:t>Job 17:5</w:t>
+        <w:t>Job 17:5 (#1)</w:t>
       </w:r>
       <w:r>
         <w:rPr>
@@ -10769,7 +10769,7 @@
         <w:rPr>
           <w:lang w:val="en_US" w:bidi="en_US"/>
         </w:rPr>
-        <w:t>Job 17:7</w:t>
+        <w:t>Job 17:7 (#1)</w:t>
       </w:r>
       <w:r>
         <w:rPr>
@@ -10832,7 +10832,7 @@
         <w:rPr>
           <w:lang w:val="en_US" w:bidi="en_US"/>
         </w:rPr>
-        <w:t>Job 17:10</w:t>
+        <w:t>Job 17:10 (#1)</w:t>
       </w:r>
       <w:r>
         <w:rPr>
@@ -10895,7 +10895,7 @@
         <w:rPr>
           <w:lang w:val="en_US" w:bidi="en_US"/>
         </w:rPr>
-        <w:t>Job 17:11</w:t>
+        <w:t>Job 17:11 (#1)</w:t>
       </w:r>
       <w:r>
         <w:rPr>
@@ -10958,7 +10958,7 @@
         <w:rPr>
           <w:lang w:val="en_US" w:bidi="en_US"/>
         </w:rPr>
-        <w:t>Job 17:14</w:t>
+        <w:t>Job 17:14 (#1)</w:t>
       </w:r>
       <w:r>
         <w:rPr>
@@ -11021,7 +11021,7 @@
         <w:rPr>
           <w:lang w:val="en_US" w:bidi="en_US"/>
         </w:rPr>
-        <w:t>Job 18:3</w:t>
+        <w:t>Job 18:3 (#1)</w:t>
       </w:r>
       <w:r>
         <w:rPr>
@@ -11084,7 +11084,7 @@
         <w:rPr>
           <w:lang w:val="en_US" w:bidi="en_US"/>
         </w:rPr>
-        <w:t>Job 18:5</w:t>
+        <w:t>Job 18:5 (#1)</w:t>
       </w:r>
       <w:r>
         <w:rPr>
@@ -11147,7 +11147,7 @@
         <w:rPr>
           <w:lang w:val="en_US" w:bidi="en_US"/>
         </w:rPr>
-        <w:t>Job 18:8</w:t>
+        <w:t>Job 18:8 (#1)</w:t>
       </w:r>
       <w:r>
         <w:rPr>
@@ -11210,7 +11210,7 @@
         <w:rPr>
           <w:lang w:val="en_US" w:bidi="en_US"/>
         </w:rPr>
-        <w:t>Job 18:9–10</w:t>
+        <w:t>Job 18:9–10 (#1)</w:t>
       </w:r>
       <w:r>
         <w:rPr>
@@ -11273,7 +11273,7 @@
         <w:rPr>
           <w:lang w:val="en_US" w:bidi="en_US"/>
         </w:rPr>
-        <w:t>Job 18:12</w:t>
+        <w:t>Job 18:12 (#1)</w:t>
       </w:r>
       <w:r>
         <w:rPr>
@@ -11336,7 +11336,7 @@
         <w:rPr>
           <w:lang w:val="en_US" w:bidi="en_US"/>
         </w:rPr>
-        <w:t>Job 18:14</w:t>
+        <w:t>Job 18:14 (#1)</w:t>
       </w:r>
       <w:r>
         <w:rPr>
@@ -11399,7 +11399,7 @@
         <w:rPr>
           <w:lang w:val="en_US" w:bidi="en_US"/>
         </w:rPr>
-        <w:t>Job 18:16</w:t>
+        <w:t>Job 18:16 (#1)</w:t>
       </w:r>
       <w:r>
         <w:rPr>
@@ -11462,7 +11462,7 @@
         <w:rPr>
           <w:lang w:val="en_US" w:bidi="en_US"/>
         </w:rPr>
-        <w:t>Job 18:19</w:t>
+        <w:t>Job 18:19 (#1)</w:t>
       </w:r>
       <w:r>
         <w:rPr>
@@ -11525,7 +11525,7 @@
         <w:rPr>
           <w:lang w:val="en_US" w:bidi="en_US"/>
         </w:rPr>
-        <w:t>Job 18:20</w:t>
+        <w:t>Job 18:20 (#1)</w:t>
       </w:r>
       <w:r>
         <w:rPr>
@@ -11588,7 +11588,7 @@
         <w:rPr>
           <w:lang w:val="en_US" w:bidi="en_US"/>
         </w:rPr>
-        <w:t>Job 19:2</w:t>
+        <w:t>Job 19:2 (#1)</w:t>
       </w:r>
       <w:r>
         <w:rPr>
@@ -11651,7 +11651,7 @@
         <w:rPr>
           <w:lang w:val="en_US" w:bidi="en_US"/>
         </w:rPr>
-        <w:t>Job 19:3</w:t>
+        <w:t>Job 19:3 (#1)</w:t>
       </w:r>
       <w:r>
         <w:rPr>
@@ -11714,7 +11714,7 @@
         <w:rPr>
           <w:lang w:val="en_US" w:bidi="en_US"/>
         </w:rPr>
-        <w:t>Job 19:4</w:t>
+        <w:t>Job 19:4 (#1)</w:t>
       </w:r>
       <w:r>
         <w:rPr>
@@ -11777,7 +11777,7 @@
         <w:rPr>
           <w:lang w:val="en_US" w:bidi="en_US"/>
         </w:rPr>
-        <w:t>Job 19:6</w:t>
+        <w:t>Job 19:6 (#1)</w:t>
       </w:r>
       <w:r>
         <w:rPr>
@@ -11840,7 +11840,7 @@
         <w:rPr>
           <w:lang w:val="en_US" w:bidi="en_US"/>
         </w:rPr>
-        <w:t>Job 19:7</w:t>
+        <w:t>Job 19:7 (#1)</w:t>
       </w:r>
       <w:r>
         <w:rPr>
@@ -11903,7 +11903,7 @@
         <w:rPr>
           <w:lang w:val="en_US" w:bidi="en_US"/>
         </w:rPr>
-        <w:t>Job 19:11</w:t>
+        <w:t>Job 19:11 (#1)</w:t>
       </w:r>
       <w:r>
         <w:rPr>
@@ -11966,7 +11966,7 @@
         <w:rPr>
           <w:lang w:val="en_US" w:bidi="en_US"/>
         </w:rPr>
-        <w:t>Job 19:13–14</w:t>
+        <w:t>Job 19:13–14 (#1)</w:t>
       </w:r>
       <w:r>
         <w:rPr>
@@ -12029,7 +12029,7 @@
         <w:rPr>
           <w:lang w:val="en_US" w:bidi="en_US"/>
         </w:rPr>
-        <w:t>Job 19:16</w:t>
+        <w:t>Job 19:16 (#1)</w:t>
       </w:r>
       <w:r>
         <w:rPr>
@@ -12092,27 +12092,27 @@
         <w:rPr>
           <w:lang w:val="en_US" w:bidi="en_US"/>
         </w:rPr>
-        <w:t>Job 19:19</w:t>
-      </w:r>
-      <w:r>
-        <w:rPr>
-          <w:lang w:val="en_US" w:bidi="en_US"/>
-        </w:rPr>
-      </w:r>
-    </w:p>
-    <w:p>
-      <w:pPr/>
-      <w:r>
-        <w:rPr>
-          <w:lang w:val="en_US" w:bidi="en_US"/>
-        </w:rPr>
-      </w:r>
-      <w:r>
-        <w:rPr>
-          <w:b/>
-          <w:lang w:val="en_US" w:bidi="en_US"/>
-        </w:rPr>
-        <w:t>How have Job's former friends treated him?</w:t>
+        <w:t>Job 19:19 (#1)</w:t>
+      </w:r>
+      <w:r>
+        <w:rPr>
+          <w:lang w:val="en_US" w:bidi="en_US"/>
+        </w:rPr>
+      </w:r>
+    </w:p>
+    <w:p>
+      <w:pPr/>
+      <w:r>
+        <w:rPr>
+          <w:lang w:val="en_US" w:bidi="en_US"/>
+        </w:rPr>
+      </w:r>
+      <w:r>
+        <w:rPr>
+          <w:b/>
+          <w:lang w:val="en_US" w:bidi="en_US"/>
+        </w:rPr>
+        <w:t>How have Job’s former friends treated him?</w:t>
       </w:r>
     </w:p>
     <w:p>
@@ -12155,7 +12155,7 @@
         <w:rPr>
           <w:lang w:val="en_US" w:bidi="en_US"/>
         </w:rPr>
-        <w:t>Job 19:20</w:t>
+        <w:t>Job 19:20 (#1)</w:t>
       </w:r>
       <w:r>
         <w:rPr>
@@ -12218,7 +12218,7 @@
         <w:rPr>
           <w:lang w:val="en_US" w:bidi="en_US"/>
         </w:rPr>
-        <w:t>Job 19:23–24</w:t>
+        <w:t>Job 19:23–24 (#1)</w:t>
       </w:r>
       <w:r>
         <w:rPr>
@@ -12281,7 +12281,7 @@
         <w:rPr>
           <w:lang w:val="en_US" w:bidi="en_US"/>
         </w:rPr>
-        <w:t>Job 19:25</w:t>
+        <w:t>Job 19:25 (#1)</w:t>
       </w:r>
       <w:r>
         <w:rPr>
@@ -12344,7 +12344,7 @@
         <w:rPr>
           <w:lang w:val="en_US" w:bidi="en_US"/>
         </w:rPr>
-        <w:t>Job 19:26</w:t>
+        <w:t>Job 19:26 (#1)</w:t>
       </w:r>
       <w:r>
         <w:rPr>
@@ -12407,7 +12407,7 @@
         <w:rPr>
           <w:lang w:val="en_US" w:bidi="en_US"/>
         </w:rPr>
-        <w:t>Job 19:29</w:t>
+        <w:t>Job 19:29 (#1)</w:t>
       </w:r>
       <w:r>
         <w:rPr>
@@ -12470,7 +12470,7 @@
         <w:rPr>
           <w:lang w:val="en_US" w:bidi="en_US"/>
         </w:rPr>
-        <w:t>Job 20:1–3</w:t>
+        <w:t>Job 20:1–3 (#1)</w:t>
       </w:r>
       <w:r>
         <w:rPr>
@@ -12533,7 +12533,7 @@
         <w:rPr>
           <w:lang w:val="en_US" w:bidi="en_US"/>
         </w:rPr>
-        <w:t>Job 20:5</w:t>
+        <w:t>Job 20:5 (#1)</w:t>
       </w:r>
       <w:r>
         <w:rPr>
@@ -12596,7 +12596,7 @@
         <w:rPr>
           <w:lang w:val="en_US" w:bidi="en_US"/>
         </w:rPr>
-        <w:t>Job 20:7</w:t>
+        <w:t>Job 20:7 (#1)</w:t>
       </w:r>
       <w:r>
         <w:rPr>
@@ -12659,7 +12659,7 @@
         <w:rPr>
           <w:lang w:val="en_US" w:bidi="en_US"/>
         </w:rPr>
-        <w:t>Job 20:8</w:t>
+        <w:t>Job 20:8 (#1)</w:t>
       </w:r>
       <w:r>
         <w:rPr>
@@ -12722,7 +12722,7 @@
         <w:rPr>
           <w:lang w:val="en_US" w:bidi="en_US"/>
         </w:rPr>
-        <w:t>Job 20:10</w:t>
+        <w:t>Job 20:10 (#1)</w:t>
       </w:r>
       <w:r>
         <w:rPr>
@@ -12785,7 +12785,7 @@
         <w:rPr>
           <w:lang w:val="en_US" w:bidi="en_US"/>
         </w:rPr>
-        <w:t>Job 20:14</w:t>
+        <w:t>Job 20:14 (#1)</w:t>
       </w:r>
       <w:r>
         <w:rPr>
@@ -12848,7 +12848,7 @@
         <w:rPr>
           <w:lang w:val="en_US" w:bidi="en_US"/>
         </w:rPr>
-        <w:t>Job 20:15</w:t>
+        <w:t>Job 20:15 (#1)</w:t>
       </w:r>
       <w:r>
         <w:rPr>
@@ -12911,7 +12911,7 @@
         <w:rPr>
           <w:lang w:val="en_US" w:bidi="en_US"/>
         </w:rPr>
-        <w:t>Job 20:17</w:t>
+        <w:t>Job 20:17 (#1)</w:t>
       </w:r>
       <w:r>
         <w:rPr>
@@ -12974,7 +12974,7 @@
         <w:rPr>
           <w:lang w:val="en_US" w:bidi="en_US"/>
         </w:rPr>
-        <w:t>Job 20:19</w:t>
+        <w:t>Job 20:19 (#1)</w:t>
       </w:r>
       <w:r>
         <w:rPr>
@@ -13037,7 +13037,7 @@
         <w:rPr>
           <w:lang w:val="en_US" w:bidi="en_US"/>
         </w:rPr>
-        <w:t>Job 20:21</w:t>
+        <w:t>Job 20:21 (#1)</w:t>
       </w:r>
       <w:r>
         <w:rPr>
@@ -13100,7 +13100,7 @@
         <w:rPr>
           <w:lang w:val="en_US" w:bidi="en_US"/>
         </w:rPr>
-        <w:t>Job 20:23</w:t>
+        <w:t>Job 20:23 (#1)</w:t>
       </w:r>
       <w:r>
         <w:rPr>
@@ -13163,7 +13163,7 @@
         <w:rPr>
           <w:lang w:val="en_US" w:bidi="en_US"/>
         </w:rPr>
-        <w:t>Job 20:24</w:t>
+        <w:t>Job 20:24 (#1)</w:t>
       </w:r>
       <w:r>
         <w:rPr>
@@ -13226,7 +13226,7 @@
         <w:rPr>
           <w:lang w:val="en_US" w:bidi="en_US"/>
         </w:rPr>
-        <w:t>Job 20:27</w:t>
+        <w:t>Job 20:27 (#1)</w:t>
       </w:r>
       <w:r>
         <w:rPr>
@@ -13289,7 +13289,7 @@
         <w:rPr>
           <w:lang w:val="en_US" w:bidi="en_US"/>
         </w:rPr>
-        <w:t>Job 20:28</w:t>
+        <w:t>Job 20:28 (#1)</w:t>
       </w:r>
       <w:r>
         <w:rPr>
@@ -13352,7 +13352,7 @@
         <w:rPr>
           <w:lang w:val="en_US" w:bidi="en_US"/>
         </w:rPr>
-        <w:t>Job 21:3</w:t>
+        <w:t>Job 21:3 (#1)</w:t>
       </w:r>
       <w:r>
         <w:rPr>
@@ -13415,7 +13415,7 @@
         <w:rPr>
           <w:lang w:val="en_US" w:bidi="en_US"/>
         </w:rPr>
-        <w:t>Job 21:5</w:t>
+        <w:t>Job 21:5 (#1)</w:t>
       </w:r>
       <w:r>
         <w:rPr>
@@ -13478,7 +13478,7 @@
         <w:rPr>
           <w:lang w:val="en_US" w:bidi="en_US"/>
         </w:rPr>
-        <w:t>Job 21:6</w:t>
+        <w:t>Job 21:6 (#1)</w:t>
       </w:r>
       <w:r>
         <w:rPr>
@@ -13541,7 +13541,7 @@
         <w:rPr>
           <w:lang w:val="en_US" w:bidi="en_US"/>
         </w:rPr>
-        <w:t>Job 21:7</w:t>
+        <w:t>Job 21:7 (#1)</w:t>
       </w:r>
       <w:r>
         <w:rPr>
@@ -13575,36 +13575,36 @@
         <w:rPr>
           <w:lang w:val="en_US" w:bidi="en_US"/>
         </w:rPr>
-        <w:t>Job asks why do they continue to live, become old, and grow mighty in power?</w:t>
-      </w:r>
-      <w:r>
-        <w:rPr>
-          <w:lang w:val="en_US" w:bidi="en_US"/>
-        </w:rPr>
-      </w:r>
-      <w:r>
-        <w:rPr>
-          <w:lang w:val="en_US" w:bidi="en_US"/>
-        </w:rPr>
-      </w:r>
-    </w:p>
-    <w:p>
-      <w:pPr/>
-      <w:r>
-        <w:rPr>
-          <w:lang w:val="en_US" w:bidi="en_US"/>
-        </w:rPr>
-      </w:r>
-    </w:p>
-    <w:p>
-      <w:pPr>
-        <w:pStyle w:val="Heading2"/>
-      </w:pPr>
-      <w:r>
-        <w:rPr>
-          <w:lang w:val="en_US" w:bidi="en_US"/>
-        </w:rPr>
-        <w:t>Job 21:10</w:t>
+        <w:t>Job asks, “Why do they continue to live, become old, and grow mighty in power?”</w:t>
+      </w:r>
+      <w:r>
+        <w:rPr>
+          <w:lang w:val="en_US" w:bidi="en_US"/>
+        </w:rPr>
+      </w:r>
+      <w:r>
+        <w:rPr>
+          <w:lang w:val="en_US" w:bidi="en_US"/>
+        </w:rPr>
+      </w:r>
+    </w:p>
+    <w:p>
+      <w:pPr/>
+      <w:r>
+        <w:rPr>
+          <w:lang w:val="en_US" w:bidi="en_US"/>
+        </w:rPr>
+      </w:r>
+    </w:p>
+    <w:p>
+      <w:pPr>
+        <w:pStyle w:val="Heading2"/>
+      </w:pPr>
+      <w:r>
+        <w:rPr>
+          <w:lang w:val="en_US" w:bidi="en_US"/>
+        </w:rPr>
+        <w:t>Job 21:10 (#1)</w:t>
       </w:r>
       <w:r>
         <w:rPr>
@@ -13638,36 +13638,36 @@
         <w:rPr>
           <w:lang w:val="en_US" w:bidi="en_US"/>
         </w:rPr>
-        <w:t>The bull doesn’t fail to breed and the cow doesn’t lose her calf prematurely.</w:t>
-      </w:r>
-      <w:r>
-        <w:rPr>
-          <w:lang w:val="en_US" w:bidi="en_US"/>
-        </w:rPr>
-      </w:r>
-      <w:r>
-        <w:rPr>
-          <w:lang w:val="en_US" w:bidi="en_US"/>
-        </w:rPr>
-      </w:r>
-    </w:p>
-    <w:p>
-      <w:pPr/>
-      <w:r>
-        <w:rPr>
-          <w:lang w:val="en_US" w:bidi="en_US"/>
-        </w:rPr>
-      </w:r>
-    </w:p>
-    <w:p>
-      <w:pPr>
-        <w:pStyle w:val="Heading2"/>
-      </w:pPr>
-      <w:r>
-        <w:rPr>
-          <w:lang w:val="en_US" w:bidi="en_US"/>
-        </w:rPr>
-        <w:t>Job 21:14</w:t>
+        <w:t>The bull does not fail to breed and the cow does not lose her calf prematurely.</w:t>
+      </w:r>
+      <w:r>
+        <w:rPr>
+          <w:lang w:val="en_US" w:bidi="en_US"/>
+        </w:rPr>
+      </w:r>
+      <w:r>
+        <w:rPr>
+          <w:lang w:val="en_US" w:bidi="en_US"/>
+        </w:rPr>
+      </w:r>
+    </w:p>
+    <w:p>
+      <w:pPr/>
+      <w:r>
+        <w:rPr>
+          <w:lang w:val="en_US" w:bidi="en_US"/>
+        </w:rPr>
+      </w:r>
+    </w:p>
+    <w:p>
+      <w:pPr>
+        <w:pStyle w:val="Heading2"/>
+      </w:pPr>
+      <w:r>
+        <w:rPr>
+          <w:lang w:val="en_US" w:bidi="en_US"/>
+        </w:rPr>
+        <w:t>Job 21:14 (#1)</w:t>
       </w:r>
       <w:r>
         <w:rPr>
@@ -13730,7 +13730,7 @@
         <w:rPr>
           <w:lang w:val="en_US" w:bidi="en_US"/>
         </w:rPr>
-        <w:t>Job 21:16</w:t>
+        <w:t>Job 21:16 (#1)</w:t>
       </w:r>
       <w:r>
         <w:rPr>
@@ -13793,7 +13793,7 @@
         <w:rPr>
           <w:lang w:val="en_US" w:bidi="en_US"/>
         </w:rPr>
-        <w:t>Job 21:19</w:t>
+        <w:t>Job 21:19 (#1)</w:t>
       </w:r>
       <w:r>
         <w:rPr>
@@ -13856,7 +13856,7 @@
         <w:rPr>
           <w:lang w:val="en_US" w:bidi="en_US"/>
         </w:rPr>
-        <w:t>Job 21:22</w:t>
+        <w:t>Job 21:22 (#1)</w:t>
       </w:r>
       <w:r>
         <w:rPr>
@@ -13919,7 +13919,7 @@
         <w:rPr>
           <w:lang w:val="en_US" w:bidi="en_US"/>
         </w:rPr>
-        <w:t>Job 21:26</w:t>
+        <w:t>Job 21:26 (#1)</w:t>
       </w:r>
       <w:r>
         <w:rPr>
@@ -13982,7 +13982,7 @@
         <w:rPr>
           <w:lang w:val="en_US" w:bidi="en_US"/>
         </w:rPr>
-        <w:t>Job 21:27</w:t>
+        <w:t>Job 21:27 (#1)</w:t>
       </w:r>
       <w:r>
         <w:rPr>
@@ -14045,7 +14045,7 @@
         <w:rPr>
           <w:lang w:val="en_US" w:bidi="en_US"/>
         </w:rPr>
-        <w:t>Job 21:30</w:t>
+        <w:t>Job 21:30 (#1)</w:t>
       </w:r>
       <w:r>
         <w:rPr>
@@ -14108,7 +14108,7 @@
         <w:rPr>
           <w:lang w:val="en_US" w:bidi="en_US"/>
         </w:rPr>
-        <w:t>Job 21:32</w:t>
+        <w:t>Job 21:32 (#1)</w:t>
       </w:r>
       <w:r>
         <w:rPr>
@@ -14171,7 +14171,7 @@
         <w:rPr>
           <w:lang w:val="en_US" w:bidi="en_US"/>
         </w:rPr>
-        <w:t>Job 21:34</w:t>
+        <w:t>Job 21:34 (#1)</w:t>
       </w:r>
       <w:r>
         <w:rPr>
@@ -14234,7 +14234,7 @@
         <w:rPr>
           <w:lang w:val="en_US" w:bidi="en_US"/>
         </w:rPr>
-        <w:t>Job 22:3</w:t>
+        <w:t>Job 22:3 (#1)</w:t>
       </w:r>
       <w:r>
         <w:rPr>
@@ -14297,7 +14297,7 @@
         <w:rPr>
           <w:lang w:val="en_US" w:bidi="en_US"/>
         </w:rPr>
-        <w:t>Job 22:4</w:t>
+        <w:t>Job 22:4 (#1)</w:t>
       </w:r>
       <w:r>
         <w:rPr>
@@ -14360,7 +14360,7 @@
         <w:rPr>
           <w:lang w:val="en_US" w:bidi="en_US"/>
         </w:rPr>
-        <w:t>Job 22:6</w:t>
+        <w:t>Job 22:6 (#1)</w:t>
       </w:r>
       <w:r>
         <w:rPr>
@@ -14423,7 +14423,7 @@
         <w:rPr>
           <w:lang w:val="en_US" w:bidi="en_US"/>
         </w:rPr>
-        <w:t>Job 22:9</w:t>
+        <w:t>Job 22:9 (#1)</w:t>
       </w:r>
       <w:r>
         <w:rPr>
@@ -14486,7 +14486,7 @@
         <w:rPr>
           <w:lang w:val="en_US" w:bidi="en_US"/>
         </w:rPr>
-        <w:t>Job 22:11</w:t>
+        <w:t>Job 22:11 (#1)</w:t>
       </w:r>
       <w:r>
         <w:rPr>
@@ -14549,7 +14549,7 @@
         <w:rPr>
           <w:lang w:val="en_US" w:bidi="en_US"/>
         </w:rPr>
-        <w:t>Job 22:14</w:t>
+        <w:t>Job 22:14 (#1)</w:t>
       </w:r>
       <w:r>
         <w:rPr>
@@ -14612,7 +14612,7 @@
         <w:rPr>
           <w:lang w:val="en_US" w:bidi="en_US"/>
         </w:rPr>
-        <w:t>Job 22:16</w:t>
+        <w:t>Job 22:16 (#1)</w:t>
       </w:r>
       <w:r>
         <w:rPr>
@@ -14675,7 +14675,7 @@
         <w:rPr>
           <w:lang w:val="en_US" w:bidi="en_US"/>
         </w:rPr>
-        <w:t>Job 22:19</w:t>
+        <w:t>Job 22:19 (#1)</w:t>
       </w:r>
       <w:r>
         <w:rPr>
@@ -14738,7 +14738,7 @@
         <w:rPr>
           <w:lang w:val="en_US" w:bidi="en_US"/>
         </w:rPr>
-        <w:t>Job 22:21</w:t>
+        <w:t>Job 22:21 (#1)</w:t>
       </w:r>
       <w:r>
         <w:rPr>
@@ -14801,7 +14801,7 @@
         <w:rPr>
           <w:lang w:val="en_US" w:bidi="en_US"/>
         </w:rPr>
-        <w:t>Job 22:23</w:t>
+        <w:t>Job 22:23 (#1)</w:t>
       </w:r>
       <w:r>
         <w:rPr>
@@ -14864,7 +14864,7 @@
         <w:rPr>
           <w:lang w:val="en_US" w:bidi="en_US"/>
         </w:rPr>
-        <w:t>Job 22:26</w:t>
+        <w:t>Job 22:26 (#1)</w:t>
       </w:r>
       <w:r>
         <w:rPr>
@@ -14927,7 +14927,7 @@
         <w:rPr>
           <w:lang w:val="en_US" w:bidi="en_US"/>
         </w:rPr>
-        <w:t>Job 22:29</w:t>
+        <w:t>Job 22:29 (#1)</w:t>
       </w:r>
       <w:r>
         <w:rPr>
@@ -14990,7 +14990,7 @@
         <w:rPr>
           <w:lang w:val="en_US" w:bidi="en_US"/>
         </w:rPr>
-        <w:t>Job 23:2</w:t>
+        <w:t>Job 23:2 (#1)</w:t>
       </w:r>
       <w:r>
         <w:rPr>
@@ -15053,7 +15053,7 @@
         <w:rPr>
           <w:lang w:val="en_US" w:bidi="en_US"/>
         </w:rPr>
-        <w:t>Job 23:4</w:t>
+        <w:t>Job 23:4 (#1)</w:t>
       </w:r>
       <w:r>
         <w:rPr>
@@ -15116,7 +15116,7 @@
         <w:rPr>
           <w:lang w:val="en_US" w:bidi="en_US"/>
         </w:rPr>
-        <w:t>Job 23:6</w:t>
+        <w:t>Job 23:6 (#1)</w:t>
       </w:r>
       <w:r>
         <w:rPr>
@@ -15179,7 +15179,7 @@
         <w:rPr>
           <w:lang w:val="en_US" w:bidi="en_US"/>
         </w:rPr>
-        <w:t>Job 23:9</w:t>
+        <w:t>Job 23:9 (#1)</w:t>
       </w:r>
       <w:r>
         <w:rPr>
@@ -15242,7 +15242,7 @@
         <w:rPr>
           <w:lang w:val="en_US" w:bidi="en_US"/>
         </w:rPr>
-        <w:t>Job 23:10</w:t>
+        <w:t>Job 23:10 (#1)</w:t>
       </w:r>
       <w:r>
         <w:rPr>
@@ -15305,7 +15305,7 @@
         <w:rPr>
           <w:lang w:val="en_US" w:bidi="en_US"/>
         </w:rPr>
-        <w:t>Job 23:12</w:t>
+        <w:t>Job 23:12 (#1)</w:t>
       </w:r>
       <w:r>
         <w:rPr>
@@ -15368,7 +15368,7 @@
         <w:rPr>
           <w:lang w:val="en_US" w:bidi="en_US"/>
         </w:rPr>
-        <w:t>Job 23:14</w:t>
+        <w:t>Job 23:14 (#1)</w:t>
       </w:r>
       <w:r>
         <w:rPr>
@@ -15431,7 +15431,7 @@
         <w:rPr>
           <w:lang w:val="en_US" w:bidi="en_US"/>
         </w:rPr>
-        <w:t>Job 23:15</w:t>
+        <w:t>Job 23:15 (#1)</w:t>
       </w:r>
       <w:r>
         <w:rPr>
@@ -15494,7 +15494,7 @@
         <w:rPr>
           <w:lang w:val="en_US" w:bidi="en_US"/>
         </w:rPr>
-        <w:t>Job 23:17</w:t>
+        <w:t>Job 23:17 (#1)</w:t>
       </w:r>
       <w:r>
         <w:rPr>
@@ -15557,7 +15557,7 @@
         <w:rPr>
           <w:lang w:val="en_US" w:bidi="en_US"/>
         </w:rPr>
-        <w:t>Job 24:1</w:t>
+        <w:t>Job 24:1 (#1)</w:t>
       </w:r>
       <w:r>
         <w:rPr>
@@ -15620,7 +15620,7 @@
         <w:rPr>
           <w:lang w:val="en_US" w:bidi="en_US"/>
         </w:rPr>
-        <w:t>Job 24:3</w:t>
+        <w:t>Job 24:3 (#1)</w:t>
       </w:r>
       <w:r>
         <w:rPr>
@@ -15683,7 +15683,7 @@
         <w:rPr>
           <w:lang w:val="en_US" w:bidi="en_US"/>
         </w:rPr>
-        <w:t>Job 24:5</w:t>
+        <w:t>Job 24:5 (#1)</w:t>
       </w:r>
       <w:r>
         <w:rPr>
@@ -15746,7 +15746,7 @@
         <w:rPr>
           <w:lang w:val="en_US" w:bidi="en_US"/>
         </w:rPr>
-        <w:t>Job 24:7</w:t>
+        <w:t>Job 24:7 (#1)</w:t>
       </w:r>
       <w:r>
         <w:rPr>
@@ -15809,7 +15809,7 @@
         <w:rPr>
           <w:lang w:val="en_US" w:bidi="en_US"/>
         </w:rPr>
-        <w:t>Job 24:8</w:t>
+        <w:t>Job 24:8 (#1)</w:t>
       </w:r>
       <w:r>
         <w:rPr>
@@ -15872,7 +15872,7 @@
         <w:rPr>
           <w:lang w:val="en_US" w:bidi="en_US"/>
         </w:rPr>
-        <w:t>Job 24:10</w:t>
+        <w:t>Job 24:10 (#1)</w:t>
       </w:r>
       <w:r>
         <w:rPr>
@@ -15935,7 +15935,7 @@
         <w:rPr>
           <w:lang w:val="en_US" w:bidi="en_US"/>
         </w:rPr>
-        <w:t>Job 24:11</w:t>
+        <w:t>Job 24:11 (#1)</w:t>
       </w:r>
       <w:r>
         <w:rPr>
@@ -15998,7 +15998,7 @@
         <w:rPr>
           <w:lang w:val="en_US" w:bidi="en_US"/>
         </w:rPr>
-        <w:t>Job 24:14</w:t>
+        <w:t>Job 24:14 (#1)</w:t>
       </w:r>
       <w:r>
         <w:rPr>
@@ -16032,36 +16032,36 @@
         <w:rPr>
           <w:lang w:val="en_US" w:bidi="en_US"/>
         </w:rPr>
-        <w:t>In the night, the muderer is like a thief.</w:t>
-      </w:r>
-      <w:r>
-        <w:rPr>
-          <w:lang w:val="en_US" w:bidi="en_US"/>
-        </w:rPr>
-      </w:r>
-      <w:r>
-        <w:rPr>
-          <w:lang w:val="en_US" w:bidi="en_US"/>
-        </w:rPr>
-      </w:r>
-    </w:p>
-    <w:p>
-      <w:pPr/>
-      <w:r>
-        <w:rPr>
-          <w:lang w:val="en_US" w:bidi="en_US"/>
-        </w:rPr>
-      </w:r>
-    </w:p>
-    <w:p>
-      <w:pPr>
-        <w:pStyle w:val="Heading2"/>
-      </w:pPr>
-      <w:r>
-        <w:rPr>
-          <w:lang w:val="en_US" w:bidi="en_US"/>
-        </w:rPr>
-        <w:t>Job 24:16</w:t>
+        <w:t>In the night, the murderer is like a thief.</w:t>
+      </w:r>
+      <w:r>
+        <w:rPr>
+          <w:lang w:val="en_US" w:bidi="en_US"/>
+        </w:rPr>
+      </w:r>
+      <w:r>
+        <w:rPr>
+          <w:lang w:val="en_US" w:bidi="en_US"/>
+        </w:rPr>
+      </w:r>
+    </w:p>
+    <w:p>
+      <w:pPr/>
+      <w:r>
+        <w:rPr>
+          <w:lang w:val="en_US" w:bidi="en_US"/>
+        </w:rPr>
+      </w:r>
+    </w:p>
+    <w:p>
+      <w:pPr>
+        <w:pStyle w:val="Heading2"/>
+      </w:pPr>
+      <w:r>
+        <w:rPr>
+          <w:lang w:val="en_US" w:bidi="en_US"/>
+        </w:rPr>
+        <w:t>Job 24:16 (#1)</w:t>
       </w:r>
       <w:r>
         <w:rPr>
@@ -16124,7 +16124,7 @@
         <w:rPr>
           <w:lang w:val="en_US" w:bidi="en_US"/>
         </w:rPr>
-        <w:t>Job 24:17</w:t>
+        <w:t>Job 24:17 (#1)</w:t>
       </w:r>
       <w:r>
         <w:rPr>
@@ -16187,7 +16187,7 @@
         <w:rPr>
           <w:lang w:val="en_US" w:bidi="en_US"/>
         </w:rPr>
-        <w:t>Job 24:19</w:t>
+        <w:t>Job 24:19 (#1)</w:t>
       </w:r>
       <w:r>
         <w:rPr>
@@ -16250,7 +16250,7 @@
         <w:rPr>
           <w:lang w:val="en_US" w:bidi="en_US"/>
         </w:rPr>
-        <w:t>Job 24:21</w:t>
+        <w:t>Job 24:21 (#1)</w:t>
       </w:r>
       <w:r>
         <w:rPr>
@@ -16313,7 +16313,7 @@
         <w:rPr>
           <w:lang w:val="en_US" w:bidi="en_US"/>
         </w:rPr>
-        <w:t>Job 24:22</w:t>
+        <w:t>Job 24:22 (#1)</w:t>
       </w:r>
       <w:r>
         <w:rPr>
@@ -16376,7 +16376,7 @@
         <w:rPr>
           <w:lang w:val="en_US" w:bidi="en_US"/>
         </w:rPr>
-        <w:t>Job 24:24</w:t>
+        <w:t>Job 24:24 (#1)</w:t>
       </w:r>
       <w:r>
         <w:rPr>
@@ -16439,7 +16439,7 @@
         <w:rPr>
           <w:lang w:val="en_US" w:bidi="en_US"/>
         </w:rPr>
-        <w:t>Job 25:2</w:t>
+        <w:t>Job 25:2 (#1)</w:t>
       </w:r>
       <w:r>
         <w:rPr>
@@ -16502,7 +16502,7 @@
         <w:rPr>
           <w:lang w:val="en_US" w:bidi="en_US"/>
         </w:rPr>
-        <w:t>Job 25:4</w:t>
+        <w:t>Job 25:4 (#1)</w:t>
       </w:r>
       <w:r>
         <w:rPr>
@@ -16565,7 +16565,7 @@
         <w:rPr>
           <w:lang w:val="en_US" w:bidi="en_US"/>
         </w:rPr>
-        <w:t>Job 25:6</w:t>
+        <w:t>Job 25:6 (#1)</w:t>
       </w:r>
       <w:r>
         <w:rPr>
@@ -16628,7 +16628,7 @@
         <w:rPr>
           <w:lang w:val="en_US" w:bidi="en_US"/>
         </w:rPr>
-        <w:t>Job 26:4</w:t>
+        <w:t>Job 26:4 (#1)</w:t>
       </w:r>
       <w:r>
         <w:rPr>
@@ -16662,36 +16662,36 @@
         <w:rPr>
           <w:lang w:val="en_US" w:bidi="en_US"/>
         </w:rPr>
-        <w:t>Job says Bildad is not speaking God's words, but his own.</w:t>
-      </w:r>
-      <w:r>
-        <w:rPr>
-          <w:lang w:val="en_US" w:bidi="en_US"/>
-        </w:rPr>
-      </w:r>
-      <w:r>
-        <w:rPr>
-          <w:lang w:val="en_US" w:bidi="en_US"/>
-        </w:rPr>
-      </w:r>
-    </w:p>
-    <w:p>
-      <w:pPr/>
-      <w:r>
-        <w:rPr>
-          <w:lang w:val="en_US" w:bidi="en_US"/>
-        </w:rPr>
-      </w:r>
-    </w:p>
-    <w:p>
-      <w:pPr>
-        <w:pStyle w:val="Heading2"/>
-      </w:pPr>
-      <w:r>
-        <w:rPr>
-          <w:lang w:val="en_US" w:bidi="en_US"/>
-        </w:rPr>
-        <w:t>Job 26:6</w:t>
+        <w:t>Job says Bildad is not speaking God’s words, but his own.</w:t>
+      </w:r>
+      <w:r>
+        <w:rPr>
+          <w:lang w:val="en_US" w:bidi="en_US"/>
+        </w:rPr>
+      </w:r>
+      <w:r>
+        <w:rPr>
+          <w:lang w:val="en_US" w:bidi="en_US"/>
+        </w:rPr>
+      </w:r>
+    </w:p>
+    <w:p>
+      <w:pPr/>
+      <w:r>
+        <w:rPr>
+          <w:lang w:val="en_US" w:bidi="en_US"/>
+        </w:rPr>
+      </w:r>
+    </w:p>
+    <w:p>
+      <w:pPr>
+        <w:pStyle w:val="Heading2"/>
+      </w:pPr>
+      <w:r>
+        <w:rPr>
+          <w:lang w:val="en_US" w:bidi="en_US"/>
+        </w:rPr>
+        <w:t>Job 26:6 (#1)</w:t>
       </w:r>
       <w:r>
         <w:rPr>
@@ -16754,7 +16754,7 @@
         <w:rPr>
           <w:lang w:val="en_US" w:bidi="en_US"/>
         </w:rPr>
-        <w:t>Job 26:8</w:t>
+        <w:t>Job 26:8 (#1)</w:t>
       </w:r>
       <w:r>
         <w:rPr>
@@ -16817,7 +16817,7 @@
         <w:rPr>
           <w:lang w:val="en_US" w:bidi="en_US"/>
         </w:rPr>
-        <w:t>Job 26:9</w:t>
+        <w:t>Job 26:9 (#1)</w:t>
       </w:r>
       <w:r>
         <w:rPr>
@@ -16880,7 +16880,7 @@
         <w:rPr>
           <w:lang w:val="en_US" w:bidi="en_US"/>
         </w:rPr>
-        <w:t>Job 26:12</w:t>
+        <w:t>Job 26:12 (#1)</w:t>
       </w:r>
       <w:r>
         <w:rPr>
@@ -16943,7 +16943,7 @@
         <w:rPr>
           <w:lang w:val="en_US" w:bidi="en_US"/>
         </w:rPr>
-        <w:t>Job 26:13</w:t>
+        <w:t>Job 26:13 (#1)</w:t>
       </w:r>
       <w:r>
         <w:rPr>
@@ -17006,70 +17006,70 @@
         <w:rPr>
           <w:lang w:val="en_US" w:bidi="en_US"/>
         </w:rPr>
-        <w:t>Job 26:14</w:t>
-      </w:r>
-      <w:r>
-        <w:rPr>
-          <w:lang w:val="en_US" w:bidi="en_US"/>
-        </w:rPr>
-      </w:r>
-    </w:p>
-    <w:p>
-      <w:pPr/>
-      <w:r>
-        <w:rPr>
-          <w:lang w:val="en_US" w:bidi="en_US"/>
-        </w:rPr>
-      </w:r>
-      <w:r>
-        <w:rPr>
-          <w:b/>
-          <w:lang w:val="en_US" w:bidi="en_US"/>
-        </w:rPr>
-        <w:t>How much of God's ways are people able to see?</w:t>
-      </w:r>
-    </w:p>
-    <w:p>
-      <w:pPr/>
-      <w:r>
-        <w:rPr>
-          <w:lang w:val="en_US" w:bidi="en_US"/>
-        </w:rPr>
-      </w:r>
-      <w:r>
-        <w:rPr>
-          <w:lang w:val="en_US" w:bidi="en_US"/>
-        </w:rPr>
-        <w:t>People can see only the edges of God's ways.</w:t>
-      </w:r>
-      <w:r>
-        <w:rPr>
-          <w:lang w:val="en_US" w:bidi="en_US"/>
-        </w:rPr>
-      </w:r>
-      <w:r>
-        <w:rPr>
-          <w:lang w:val="en_US" w:bidi="en_US"/>
-        </w:rPr>
-      </w:r>
-    </w:p>
-    <w:p>
-      <w:pPr/>
-      <w:r>
-        <w:rPr>
-          <w:lang w:val="en_US" w:bidi="en_US"/>
-        </w:rPr>
-      </w:r>
-    </w:p>
-    <w:p>
-      <w:pPr>
-        <w:pStyle w:val="Heading2"/>
-      </w:pPr>
-      <w:r>
-        <w:rPr>
-          <w:lang w:val="en_US" w:bidi="en_US"/>
-        </w:rPr>
-        <w:t>Job 27:2</w:t>
+        <w:t>Job 26:14 (#1)</w:t>
+      </w:r>
+      <w:r>
+        <w:rPr>
+          <w:lang w:val="en_US" w:bidi="en_US"/>
+        </w:rPr>
+      </w:r>
+    </w:p>
+    <w:p>
+      <w:pPr/>
+      <w:r>
+        <w:rPr>
+          <w:lang w:val="en_US" w:bidi="en_US"/>
+        </w:rPr>
+      </w:r>
+      <w:r>
+        <w:rPr>
+          <w:b/>
+          <w:lang w:val="en_US" w:bidi="en_US"/>
+        </w:rPr>
+        <w:t>How much of God’s ways are people able to see?</w:t>
+      </w:r>
+    </w:p>
+    <w:p>
+      <w:pPr/>
+      <w:r>
+        <w:rPr>
+          <w:lang w:val="en_US" w:bidi="en_US"/>
+        </w:rPr>
+      </w:r>
+      <w:r>
+        <w:rPr>
+          <w:lang w:val="en_US" w:bidi="en_US"/>
+        </w:rPr>
+        <w:t>People can see only the edges of God’s ways.</w:t>
+      </w:r>
+      <w:r>
+        <w:rPr>
+          <w:lang w:val="en_US" w:bidi="en_US"/>
+        </w:rPr>
+      </w:r>
+      <w:r>
+        <w:rPr>
+          <w:lang w:val="en_US" w:bidi="en_US"/>
+        </w:rPr>
+      </w:r>
+    </w:p>
+    <w:p>
+      <w:pPr/>
+      <w:r>
+        <w:rPr>
+          <w:lang w:val="en_US" w:bidi="en_US"/>
+        </w:rPr>
+      </w:r>
+    </w:p>
+    <w:p>
+      <w:pPr>
+        <w:pStyle w:val="Heading2"/>
+      </w:pPr>
+      <w:r>
+        <w:rPr>
+          <w:lang w:val="en_US" w:bidi="en_US"/>
+        </w:rPr>
+        <w:t>Job 27:2 (#1)</w:t>
       </w:r>
       <w:r>
         <w:rPr>
@@ -17132,7 +17132,7 @@
         <w:rPr>
           <w:lang w:val="en_US" w:bidi="en_US"/>
         </w:rPr>
-        <w:t>Job 27:4</w:t>
+        <w:t>Job 27:4 (#1)</w:t>
       </w:r>
       <w:r>
         <w:rPr>
@@ -17195,7 +17195,7 @@
         <w:rPr>
           <w:lang w:val="en_US" w:bidi="en_US"/>
         </w:rPr>
-        <w:t>Job 27:6</w:t>
+        <w:t>Job 27:6 (#1)</w:t>
       </w:r>
       <w:r>
         <w:rPr>
@@ -17258,7 +17258,7 @@
         <w:rPr>
           <w:lang w:val="en_US" w:bidi="en_US"/>
         </w:rPr>
-        <w:t>Job 27:8</w:t>
+        <w:t>Job 27:8 (#1)</w:t>
       </w:r>
       <w:r>
         <w:rPr>
@@ -17321,7 +17321,7 @@
         <w:rPr>
           <w:lang w:val="en_US" w:bidi="en_US"/>
         </w:rPr>
-        <w:t>Job 27:11</w:t>
+        <w:t>Job 27:11 (#1)</w:t>
       </w:r>
       <w:r>
         <w:rPr>
@@ -17384,7 +17384,7 @@
         <w:rPr>
           <w:lang w:val="en_US" w:bidi="en_US"/>
         </w:rPr>
-        <w:t>Job 27:14</w:t>
+        <w:t>Job 27:14 (#1)</w:t>
       </w:r>
       <w:r>
         <w:rPr>
@@ -17447,7 +17447,7 @@
         <w:rPr>
           <w:lang w:val="en_US" w:bidi="en_US"/>
         </w:rPr>
-        <w:t>Job 27:15</w:t>
+        <w:t>Job 27:15 (#1)</w:t>
       </w:r>
       <w:r>
         <w:rPr>
@@ -17510,7 +17510,7 @@
         <w:rPr>
           <w:lang w:val="en_US" w:bidi="en_US"/>
         </w:rPr>
-        <w:t>Job 27:17</w:t>
+        <w:t>Job 27:17 (#1)</w:t>
       </w:r>
       <w:r>
         <w:rPr>
@@ -17573,7 +17573,7 @@
         <w:rPr>
           <w:lang w:val="en_US" w:bidi="en_US"/>
         </w:rPr>
-        <w:t>Job 27:19</w:t>
+        <w:t>Job 27:19 (#1)</w:t>
       </w:r>
       <w:r>
         <w:rPr>
@@ -17636,7 +17636,7 @@
         <w:rPr>
           <w:lang w:val="en_US" w:bidi="en_US"/>
         </w:rPr>
-        <w:t>Job 27:21</w:t>
+        <w:t>Job 27:21 (#1)</w:t>
       </w:r>
       <w:r>
         <w:rPr>
@@ -17699,7 +17699,7 @@
         <w:rPr>
           <w:lang w:val="en_US" w:bidi="en_US"/>
         </w:rPr>
-        <w:t>Job 27:22</w:t>
+        <w:t>Job 27:22 (#1)</w:t>
       </w:r>
       <w:r>
         <w:rPr>
@@ -17762,7 +17762,7 @@
         <w:rPr>
           <w:lang w:val="en_US" w:bidi="en_US"/>
         </w:rPr>
-        <w:t>Job 28:2</w:t>
+        <w:t>Job 28:2 (#1)</w:t>
       </w:r>
       <w:r>
         <w:rPr>
@@ -17825,7 +17825,7 @@
         <w:rPr>
           <w:lang w:val="en_US" w:bidi="en_US"/>
         </w:rPr>
-        <w:t>Job 28:3</w:t>
+        <w:t>Job 28:3 (#1)</w:t>
       </w:r>
       <w:r>
         <w:rPr>
@@ -17888,7 +17888,7 @@
         <w:rPr>
           <w:lang w:val="en_US" w:bidi="en_US"/>
         </w:rPr>
-        <w:t>Job 28:4</w:t>
+        <w:t>Job 28:4 (#1)</w:t>
       </w:r>
       <w:r>
         <w:rPr>
@@ -17951,7 +17951,7 @@
         <w:rPr>
           <w:lang w:val="en_US" w:bidi="en_US"/>
         </w:rPr>
-        <w:t>Job 28:6</w:t>
+        <w:t>Job 28:6 (#1)</w:t>
       </w:r>
       <w:r>
         <w:rPr>
@@ -18014,7 +18014,7 @@
         <w:rPr>
           <w:lang w:val="en_US" w:bidi="en_US"/>
         </w:rPr>
-        <w:t>Job 28:8</w:t>
+        <w:t>Job 28:8 (#1)</w:t>
       </w:r>
       <w:r>
         <w:rPr>
@@ -18077,7 +18077,7 @@
         <w:rPr>
           <w:lang w:val="en_US" w:bidi="en_US"/>
         </w:rPr>
-        <w:t>Job 28:10</w:t>
+        <w:t>Job 28:10 (#1)</w:t>
       </w:r>
       <w:r>
         <w:rPr>
@@ -18140,7 +18140,7 @@
         <w:rPr>
           <w:lang w:val="en_US" w:bidi="en_US"/>
         </w:rPr>
-        <w:t>Job 28:13</w:t>
+        <w:t>Job 28:13 (#1)</w:t>
       </w:r>
       <w:r>
         <w:rPr>
@@ -18203,7 +18203,7 @@
         <w:rPr>
           <w:lang w:val="en_US" w:bidi="en_US"/>
         </w:rPr>
-        <w:t>Job 28:17</w:t>
+        <w:t>Job 28:17 (#1)</w:t>
       </w:r>
       <w:r>
         <w:rPr>
@@ -18266,7 +18266,7 @@
         <w:rPr>
           <w:lang w:val="en_US" w:bidi="en_US"/>
         </w:rPr>
-        <w:t>Job 28:18</w:t>
+        <w:t>Job 28:18 (#1)</w:t>
       </w:r>
       <w:r>
         <w:rPr>
@@ -18329,7 +18329,7 @@
         <w:rPr>
           <w:lang w:val="en_US" w:bidi="en_US"/>
         </w:rPr>
-        <w:t>Job 28:21</w:t>
+        <w:t>Job 28:21 (#1)</w:t>
       </w:r>
       <w:r>
         <w:rPr>
@@ -18392,7 +18392,7 @@
         <w:rPr>
           <w:lang w:val="en_US" w:bidi="en_US"/>
         </w:rPr>
-        <w:t>Job 28:23</w:t>
+        <w:t>Job 28:23 (#1)</w:t>
       </w:r>
       <w:r>
         <w:rPr>
@@ -18455,7 +18455,7 @@
         <w:rPr>
           <w:lang w:val="en_US" w:bidi="en_US"/>
         </w:rPr>
-        <w:t>Job 28:25</w:t>
+        <w:t>Job 28:25 (#1)</w:t>
       </w:r>
       <w:r>
         <w:rPr>
@@ -18518,7 +18518,7 @@
         <w:rPr>
           <w:lang w:val="en_US" w:bidi="en_US"/>
         </w:rPr>
-        <w:t>Job 28:26</w:t>
+        <w:t>Job 28:26 (#1)</w:t>
       </w:r>
       <w:r>
         <w:rPr>
@@ -18581,7 +18581,7 @@
         <w:rPr>
           <w:lang w:val="en_US" w:bidi="en_US"/>
         </w:rPr>
-        <w:t>Job 28:28</w:t>
+        <w:t>Job 28:28 (#1)</w:t>
       </w:r>
       <w:r>
         <w:rPr>
@@ -18644,7 +18644,7 @@
         <w:rPr>
           <w:lang w:val="en_US" w:bidi="en_US"/>
         </w:rPr>
-        <w:t>Job 29:2</w:t>
+        <w:t>Job 29:2 (#1)</w:t>
       </w:r>
       <w:r>
         <w:rPr>
@@ -18707,7 +18707,7 @@
         <w:rPr>
           <w:lang w:val="en_US" w:bidi="en_US"/>
         </w:rPr>
-        <w:t>Job 29:4</w:t>
+        <w:t>Job 29:4 (#1)</w:t>
       </w:r>
       <w:r>
         <w:rPr>
@@ -18770,7 +18770,7 @@
         <w:rPr>
           <w:lang w:val="en_US" w:bidi="en_US"/>
         </w:rPr>
-        <w:t>Job 29:6</w:t>
+        <w:t>Job 29:6 (#1)</w:t>
       </w:r>
       <w:r>
         <w:rPr>
@@ -18833,7 +18833,7 @@
         <w:rPr>
           <w:lang w:val="en_US" w:bidi="en_US"/>
         </w:rPr>
-        <w:t>Job 29:8</w:t>
+        <w:t>Job 29:8 (#1)</w:t>
       </w:r>
       <w:r>
         <w:rPr>
@@ -18896,7 +18896,7 @@
         <w:rPr>
           <w:lang w:val="en_US" w:bidi="en_US"/>
         </w:rPr>
-        <w:t>Job 29:9</w:t>
+        <w:t>Job 29:9 (#1)</w:t>
       </w:r>
       <w:r>
         <w:rPr>
@@ -18959,7 +18959,7 @@
         <w:rPr>
           <w:lang w:val="en_US" w:bidi="en_US"/>
         </w:rPr>
-        <w:t>Job 29:10</w:t>
+        <w:t>Job 29:10 (#1)</w:t>
       </w:r>
       <w:r>
         <w:rPr>
@@ -19022,7 +19022,7 @@
         <w:rPr>
           <w:lang w:val="en_US" w:bidi="en_US"/>
         </w:rPr>
-        <w:t>Job 29:11</w:t>
+        <w:t>Job 29:11 (#1)</w:t>
       </w:r>
       <w:r>
         <w:rPr>
@@ -19085,7 +19085,7 @@
         <w:rPr>
           <w:lang w:val="en_US" w:bidi="en_US"/>
         </w:rPr>
-        <w:t>Job 29:13</w:t>
+        <w:t>Job 29:13 (#1)</w:t>
       </w:r>
       <w:r>
         <w:rPr>
@@ -19148,7 +19148,7 @@
         <w:rPr>
           <w:lang w:val="en_US" w:bidi="en_US"/>
         </w:rPr>
-        <w:t>Job 29:16</w:t>
+        <w:t>Job 29:16 (#1)</w:t>
       </w:r>
       <w:r>
         <w:rPr>
@@ -19211,7 +19211,7 @@
         <w:rPr>
           <w:lang w:val="en_US" w:bidi="en_US"/>
         </w:rPr>
-        <w:t>Job 29:17</w:t>
+        <w:t>Job 29:17 (#1)</w:t>
       </w:r>
       <w:r>
         <w:rPr>
@@ -19274,7 +19274,7 @@
         <w:rPr>
           <w:lang w:val="en_US" w:bidi="en_US"/>
         </w:rPr>
-        <w:t>Job 29:20</w:t>
+        <w:t>Job 29:20 (#1)</w:t>
       </w:r>
       <w:r>
         <w:rPr>
@@ -19337,7 +19337,7 @@
         <w:rPr>
           <w:lang w:val="en_US" w:bidi="en_US"/>
         </w:rPr>
-        <w:t>Job 29:23</w:t>
+        <w:t>Job 29:23 (#1)</w:t>
       </w:r>
       <w:r>
         <w:rPr>
@@ -19400,7 +19400,7 @@
         <w:rPr>
           <w:lang w:val="en_US" w:bidi="en_US"/>
         </w:rPr>
-        <w:t>Job 29:25</w:t>
+        <w:t>Job 29:25 (#1)</w:t>
       </w:r>
       <w:r>
         <w:rPr>
@@ -19463,7 +19463,7 @@
         <w:rPr>
           <w:lang w:val="en_US" w:bidi="en_US"/>
         </w:rPr>
-        <w:t>Job 30:1</w:t>
+        <w:t>Job 30:1 (#1)</w:t>
       </w:r>
       <w:r>
         <w:rPr>
@@ -19526,7 +19526,7 @@
         <w:rPr>
           <w:lang w:val="en_US" w:bidi="en_US"/>
         </w:rPr>
-        <w:t>Job 30:3</w:t>
+        <w:t>Job 30:3 (#1)</w:t>
       </w:r>
       <w:r>
         <w:rPr>
@@ -19589,7 +19589,7 @@
         <w:rPr>
           <w:lang w:val="en_US" w:bidi="en_US"/>
         </w:rPr>
-        <w:t>Job 30:5</w:t>
+        <w:t>Job 30:5 (#1)</w:t>
       </w:r>
       <w:r>
         <w:rPr>
@@ -19652,27 +19652,27 @@
         <w:rPr>
           <w:lang w:val="en_US" w:bidi="en_US"/>
         </w:rPr>
-        <w:t>Job 30:8</w:t>
-      </w:r>
-      <w:r>
-        <w:rPr>
-          <w:lang w:val="en_US" w:bidi="en_US"/>
-        </w:rPr>
-      </w:r>
-    </w:p>
-    <w:p>
-      <w:pPr/>
-      <w:r>
-        <w:rPr>
-          <w:lang w:val="en_US" w:bidi="en_US"/>
-        </w:rPr>
-      </w:r>
-      <w:r>
-        <w:rPr>
-          <w:b/>
-          <w:lang w:val="en_US" w:bidi="en_US"/>
-        </w:rPr>
-        <w:t>Of whom does Job say the young men’s fathers are descendants.</w:t>
+        <w:t>Job 30:8 (#1)</w:t>
+      </w:r>
+      <w:r>
+        <w:rPr>
+          <w:lang w:val="en_US" w:bidi="en_US"/>
+        </w:rPr>
+      </w:r>
+    </w:p>
+    <w:p>
+      <w:pPr/>
+      <w:r>
+        <w:rPr>
+          <w:lang w:val="en_US" w:bidi="en_US"/>
+        </w:rPr>
+      </w:r>
+      <w:r>
+        <w:rPr>
+          <w:b/>
+          <w:lang w:val="en_US" w:bidi="en_US"/>
+        </w:rPr>
+        <w:t>Of whom does Job say the young men’s fathers are descendants?</w:t>
       </w:r>
     </w:p>
     <w:p>
@@ -19715,7 +19715,7 @@
         <w:rPr>
           <w:lang w:val="en_US" w:bidi="en_US"/>
         </w:rPr>
-        <w:t>Job 30:9</w:t>
+        <w:t>Job 30:9 (#1)</w:t>
       </w:r>
       <w:r>
         <w:rPr>
@@ -19778,7 +19778,7 @@
         <w:rPr>
           <w:lang w:val="en_US" w:bidi="en_US"/>
         </w:rPr>
-        <w:t>Job 30:11</w:t>
+        <w:t>Job 30:11 (#1)</w:t>
       </w:r>
       <w:r>
         <w:rPr>
@@ -19841,7 +19841,7 @@
         <w:rPr>
           <w:lang w:val="en_US" w:bidi="en_US"/>
         </w:rPr>
-        <w:t>Job 30:13</w:t>
+        <w:t>Job 30:13 (#1)</w:t>
       </w:r>
       <w:r>
         <w:rPr>
@@ -19904,7 +19904,7 @@
         <w:rPr>
           <w:lang w:val="en_US" w:bidi="en_US"/>
         </w:rPr>
-        <w:t>Job 30:15</w:t>
+        <w:t>Job 30:15 (#1)</w:t>
       </w:r>
       <w:r>
         <w:rPr>
@@ -19967,7 +19967,7 @@
         <w:rPr>
           <w:lang w:val="en_US" w:bidi="en_US"/>
         </w:rPr>
-        <w:t>Job 30:16</w:t>
+        <w:t>Job 30:16 (#1)</w:t>
       </w:r>
       <w:r>
         <w:rPr>
@@ -20030,7 +20030,7 @@
         <w:rPr>
           <w:lang w:val="en_US" w:bidi="en_US"/>
         </w:rPr>
-        <w:t>Job 30:18</w:t>
+        <w:t>Job 30:18 (#1)</w:t>
       </w:r>
       <w:r>
         <w:rPr>
@@ -20093,7 +20093,7 @@
         <w:rPr>
           <w:lang w:val="en_US" w:bidi="en_US"/>
         </w:rPr>
-        <w:t>Job 30:21</w:t>
+        <w:t>Job 30:21 (#1)</w:t>
       </w:r>
       <w:r>
         <w:rPr>
@@ -20156,7 +20156,7 @@
         <w:rPr>
           <w:lang w:val="en_US" w:bidi="en_US"/>
         </w:rPr>
-        <w:t>Job 30:23</w:t>
+        <w:t>Job 30:23 (#1)</w:t>
       </w:r>
       <w:r>
         <w:rPr>
@@ -20219,7 +20219,7 @@
         <w:rPr>
           <w:lang w:val="en_US" w:bidi="en_US"/>
         </w:rPr>
-        <w:t>Job 30:26</w:t>
+        <w:t>Job 30:26 (#1)</w:t>
       </w:r>
       <w:r>
         <w:rPr>
@@ -20282,7 +20282,7 @@
         <w:rPr>
           <w:lang w:val="en_US" w:bidi="en_US"/>
         </w:rPr>
-        <w:t>Job 30:28</w:t>
+        <w:t>Job 30:28 (#1)</w:t>
       </w:r>
       <w:r>
         <w:rPr>
@@ -20345,7 +20345,7 @@
         <w:rPr>
           <w:lang w:val="en_US" w:bidi="en_US"/>
         </w:rPr>
-        <w:t>Job 30:31</w:t>
+        <w:t>Job 30:31 (#1)</w:t>
       </w:r>
       <w:r>
         <w:rPr>
@@ -20408,7 +20408,7 @@
         <w:rPr>
           <w:lang w:val="en_US" w:bidi="en_US"/>
         </w:rPr>
-        <w:t>Job 31:1</w:t>
+        <w:t>Job 31:1 (#1)</w:t>
       </w:r>
       <w:r>
         <w:rPr>
@@ -20471,7 +20471,7 @@
         <w:rPr>
           <w:lang w:val="en_US" w:bidi="en_US"/>
         </w:rPr>
-        <w:t>Job 31:3</w:t>
+        <w:t>Job 31:3 (#1)</w:t>
       </w:r>
       <w:r>
         <w:rPr>
@@ -20534,7 +20534,7 @@
         <w:rPr>
           <w:lang w:val="en_US" w:bidi="en_US"/>
         </w:rPr>
-        <w:t>Job 31:6</w:t>
+        <w:t>Job 31:6 (#1)</w:t>
       </w:r>
       <w:r>
         <w:rPr>
@@ -20597,7 +20597,7 @@
         <w:rPr>
           <w:lang w:val="en_US" w:bidi="en_US"/>
         </w:rPr>
-        <w:t>Job 31:8</w:t>
+        <w:t>Job 31:8 (#1)</w:t>
       </w:r>
       <w:r>
         <w:rPr>
@@ -20660,7 +20660,7 @@
         <w:rPr>
           <w:lang w:val="en_US" w:bidi="en_US"/>
         </w:rPr>
-        <w:t>Job 31:10</w:t>
+        <w:t>Job 31:10 (#1)</w:t>
       </w:r>
       <w:r>
         <w:rPr>
@@ -20723,7 +20723,7 @@
         <w:rPr>
           <w:lang w:val="en_US" w:bidi="en_US"/>
         </w:rPr>
-        <w:t>Job 31:12</w:t>
+        <w:t>Job 31:12 (#1)</w:t>
       </w:r>
       <w:r>
         <w:rPr>
@@ -20786,7 +20786,7 @@
         <w:rPr>
           <w:lang w:val="en_US" w:bidi="en_US"/>
         </w:rPr>
-        <w:t>Job 31:15</w:t>
+        <w:t>Job 31:15 (#1)</w:t>
       </w:r>
       <w:r>
         <w:rPr>
@@ -20849,7 +20849,7 @@
         <w:rPr>
           <w:lang w:val="en_US" w:bidi="en_US"/>
         </w:rPr>
-        <w:t>Job 31:18</w:t>
+        <w:t>Job 31:18 (#1)</w:t>
       </w:r>
       <w:r>
         <w:rPr>
@@ -20912,7 +20912,7 @@
         <w:rPr>
           <w:lang w:val="en_US" w:bidi="en_US"/>
         </w:rPr>
-        <w:t>Job 31:20</w:t>
+        <w:t>Job 31:20 (#1)</w:t>
       </w:r>
       <w:r>
         <w:rPr>
@@ -20975,7 +20975,7 @@
         <w:rPr>
           <w:lang w:val="en_US" w:bidi="en_US"/>
         </w:rPr>
-        <w:t>Job 31:22</w:t>
+        <w:t>Job 31:22 (#1)</w:t>
       </w:r>
       <w:r>
         <w:rPr>
@@ -21038,7 +21038,7 @@
         <w:rPr>
           <w:lang w:val="en_US" w:bidi="en_US"/>
         </w:rPr>
-        <w:t>Job 31:24</w:t>
+        <w:t>Job 31:24 (#1)</w:t>
       </w:r>
       <w:r>
         <w:rPr>
@@ -21101,7 +21101,7 @@
         <w:rPr>
           <w:lang w:val="en_US" w:bidi="en_US"/>
         </w:rPr>
-        <w:t>Job 31:28</w:t>
+        <w:t>Job 31:28 (#1)</w:t>
       </w:r>
       <w:r>
         <w:rPr>
@@ -21164,7 +21164,7 @@
         <w:rPr>
           <w:lang w:val="en_US" w:bidi="en_US"/>
         </w:rPr>
-        <w:t>Job 31:30</w:t>
+        <w:t>Job 31:30 (#1)</w:t>
       </w:r>
       <w:r>
         <w:rPr>
@@ -21227,7 +21227,7 @@
         <w:rPr>
           <w:lang w:val="en_US" w:bidi="en_US"/>
         </w:rPr>
-        <w:t>Job 31:32</w:t>
+        <w:t>Job 31:32 (#1)</w:t>
       </w:r>
       <w:r>
         <w:rPr>
@@ -21290,7 +21290,7 @@
         <w:rPr>
           <w:lang w:val="en_US" w:bidi="en_US"/>
         </w:rPr>
-        <w:t>Job 31:33</w:t>
+        <w:t>Job 31:33 (#1)</w:t>
       </w:r>
       <w:r>
         <w:rPr>
@@ -21353,7 +21353,7 @@
         <w:rPr>
           <w:lang w:val="en_US" w:bidi="en_US"/>
         </w:rPr>
-        <w:t>Job 31:35</w:t>
+        <w:t>Job 31:35 (#1)</w:t>
       </w:r>
       <w:r>
         <w:rPr>
@@ -21416,7 +21416,7 @@
         <w:rPr>
           <w:lang w:val="en_US" w:bidi="en_US"/>
         </w:rPr>
-        <w:t>Job 31:37</w:t>
+        <w:t>Job 31:37 (#1)</w:t>
       </w:r>
       <w:r>
         <w:rPr>
@@ -21479,7 +21479,7 @@
         <w:rPr>
           <w:lang w:val="en_US" w:bidi="en_US"/>
         </w:rPr>
-        <w:t>Job 31:40</w:t>
+        <w:t>Job 31:40 (#1)</w:t>
       </w:r>
       <w:r>
         <w:rPr>
@@ -21542,7 +21542,7 @@
         <w:rPr>
           <w:lang w:val="en_US" w:bidi="en_US"/>
         </w:rPr>
-        <w:t>Job 32:1</w:t>
+        <w:t>Job 32:1 (#1)</w:t>
       </w:r>
       <w:r>
         <w:rPr>
@@ -21605,7 +21605,7 @@
         <w:rPr>
           <w:lang w:val="en_US" w:bidi="en_US"/>
         </w:rPr>
-        <w:t>Job 32:2</w:t>
+        <w:t>Job 32:2 (#1)</w:t>
       </w:r>
       <w:r>
         <w:rPr>
@@ -21668,7 +21668,7 @@
         <w:rPr>
           <w:lang w:val="en_US" w:bidi="en_US"/>
         </w:rPr>
-        <w:t>Job 32:3–5</w:t>
+        <w:t>Job 32:3–5 (#1)</w:t>
       </w:r>
       <w:r>
         <w:rPr>
@@ -21731,7 +21731,7 @@
         <w:rPr>
           <w:lang w:val="en_US" w:bidi="en_US"/>
         </w:rPr>
-        <w:t>Job 32:6–7</w:t>
+        <w:t>Job 32:6–7 (#1)</w:t>
       </w:r>
       <w:r>
         <w:rPr>
@@ -21794,7 +21794,7 @@
         <w:rPr>
           <w:lang w:val="en_US" w:bidi="en_US"/>
         </w:rPr>
-        <w:t>Job 32:8</w:t>
+        <w:t>Job 32:8 (#1)</w:t>
       </w:r>
       <w:r>
         <w:rPr>
@@ -21857,7 +21857,7 @@
         <w:rPr>
           <w:lang w:val="en_US" w:bidi="en_US"/>
         </w:rPr>
-        <w:t>Job 32:9–10</w:t>
+        <w:t>Job 32:9–10 (#1)</w:t>
       </w:r>
       <w:r>
         <w:rPr>
@@ -21920,7 +21920,7 @@
         <w:rPr>
           <w:lang w:val="en_US" w:bidi="en_US"/>
         </w:rPr>
-        <w:t>Job 32:11–12</w:t>
+        <w:t>Job 32:11–12 (#1)</w:t>
       </w:r>
       <w:r>
         <w:rPr>
@@ -21983,7 +21983,7 @@
         <w:rPr>
           <w:lang w:val="en_US" w:bidi="en_US"/>
         </w:rPr>
-        <w:t>Job 32:13</w:t>
+        <w:t>Job 32:13 (#1)</w:t>
       </w:r>
       <w:r>
         <w:rPr>
@@ -22046,7 +22046,7 @@
         <w:rPr>
           <w:lang w:val="en_US" w:bidi="en_US"/>
         </w:rPr>
-        <w:t>Job 32:15–16</w:t>
+        <w:t>Job 32:15–16 (#1)</w:t>
       </w:r>
       <w:r>
         <w:rPr>
@@ -22109,7 +22109,7 @@
         <w:rPr>
           <w:lang w:val="en_US" w:bidi="en_US"/>
         </w:rPr>
-        <w:t>Job 32:18</w:t>
+        <w:t>Job 32:18 (#1)</w:t>
       </w:r>
       <w:r>
         <w:rPr>
@@ -22172,7 +22172,7 @@
         <w:rPr>
           <w:lang w:val="en_US" w:bidi="en_US"/>
         </w:rPr>
-        <w:t>Job 32:19</w:t>
+        <w:t>Job 32:19 (#1)</w:t>
       </w:r>
       <w:r>
         <w:rPr>
@@ -22235,7 +22235,7 @@
         <w:rPr>
           <w:lang w:val="en_US" w:bidi="en_US"/>
         </w:rPr>
-        <w:t>Job 32:21–22</w:t>
+        <w:t>Job 32:21–22 (#1)</w:t>
       </w:r>
       <w:r>
         <w:rPr>
@@ -22298,7 +22298,7 @@
         <w:rPr>
           <w:lang w:val="en_US" w:bidi="en_US"/>
         </w:rPr>
-        <w:t>Job 33:1–3</w:t>
+        <w:t>Job 33:1–3 (#1)</w:t>
       </w:r>
       <w:r>
         <w:rPr>
@@ -22361,7 +22361,7 @@
         <w:rPr>
           <w:lang w:val="en_US" w:bidi="en_US"/>
         </w:rPr>
-        <w:t>Job 33:4</w:t>
+        <w:t>Job 33:4 (#1)</w:t>
       </w:r>
       <w:r>
         <w:rPr>
@@ -22424,7 +22424,7 @@
         <w:rPr>
           <w:lang w:val="en_US" w:bidi="en_US"/>
         </w:rPr>
-        <w:t>Job 33:5</w:t>
+        <w:t>Job 33:5 (#1)</w:t>
       </w:r>
       <w:r>
         <w:rPr>
@@ -22487,7 +22487,7 @@
         <w:rPr>
           <w:lang w:val="en_US" w:bidi="en_US"/>
         </w:rPr>
-        <w:t>Job 33:6–7</w:t>
+        <w:t>Job 33:6–7 (#1)</w:t>
       </w:r>
       <w:r>
         <w:rPr>
@@ -22550,7 +22550,7 @@
         <w:rPr>
           <w:lang w:val="en_US" w:bidi="en_US"/>
         </w:rPr>
-        <w:t>Job 33:8–9</w:t>
+        <w:t>Job 33:8–9 (#1)</w:t>
       </w:r>
       <w:r>
         <w:rPr>
@@ -22613,7 +22613,7 @@
         <w:rPr>
           <w:lang w:val="en_US" w:bidi="en_US"/>
         </w:rPr>
-        <w:t>Job 33:10</w:t>
+        <w:t>Job 33:10 (#1)</w:t>
       </w:r>
       <w:r>
         <w:rPr>
@@ -22676,7 +22676,7 @@
         <w:rPr>
           <w:lang w:val="en_US" w:bidi="en_US"/>
         </w:rPr>
-        <w:t>Job 33:12</w:t>
+        <w:t>Job 33:12 (#1)</w:t>
       </w:r>
       <w:r>
         <w:rPr>
@@ -22739,7 +22739,7 @@
         <w:rPr>
           <w:lang w:val="en_US" w:bidi="en_US"/>
         </w:rPr>
-        <w:t>Job 33:13</w:t>
+        <w:t>Job 33:13 (#1)</w:t>
       </w:r>
       <w:r>
         <w:rPr>
@@ -22802,7 +22802,7 @@
         <w:rPr>
           <w:lang w:val="en_US" w:bidi="en_US"/>
         </w:rPr>
-        <w:t>Job 33:14–15</w:t>
+        <w:t>Job 33:14–15 (#1)</w:t>
       </w:r>
       <w:r>
         <w:rPr>
@@ -22865,7 +22865,7 @@
         <w:rPr>
           <w:lang w:val="en_US" w:bidi="en_US"/>
         </w:rPr>
-        <w:t>Job 33:16–17</w:t>
+        <w:t>Job 33:16–17 (#1)</w:t>
       </w:r>
       <w:r>
         <w:rPr>
@@ -22928,7 +22928,7 @@
         <w:rPr>
           <w:lang w:val="en_US" w:bidi="en_US"/>
         </w:rPr>
-        <w:t>Job 33:19–20</w:t>
+        <w:t>Job 33:19–20 (#1)</w:t>
       </w:r>
       <w:r>
         <w:rPr>
@@ -22991,7 +22991,7 @@
         <w:rPr>
           <w:lang w:val="en_US" w:bidi="en_US"/>
         </w:rPr>
-        <w:t>Job 33:21–22</w:t>
+        <w:t>Job 33:21–22 (#1)</w:t>
       </w:r>
       <w:r>
         <w:rPr>
@@ -23054,7 +23054,7 @@
         <w:rPr>
           <w:lang w:val="en_US" w:bidi="en_US"/>
         </w:rPr>
-        <w:t>Job 33:24</w:t>
+        <w:t>Job 33:24 (#1)</w:t>
       </w:r>
       <w:r>
         <w:rPr>
@@ -23117,7 +23117,7 @@
         <w:rPr>
           <w:lang w:val="en_US" w:bidi="en_US"/>
         </w:rPr>
-        <w:t>Job 33:25</w:t>
+        <w:t>Job 33:25 (#1)</w:t>
       </w:r>
       <w:r>
         <w:rPr>
@@ -23180,7 +23180,7 @@
         <w:rPr>
           <w:lang w:val="en_US" w:bidi="en_US"/>
         </w:rPr>
-        <w:t>Job 33:28</w:t>
+        <w:t>Job 33:28 (#1)</w:t>
       </w:r>
       <w:r>
         <w:rPr>
@@ -23243,7 +23243,7 @@
         <w:rPr>
           <w:lang w:val="en_US" w:bidi="en_US"/>
         </w:rPr>
-        <w:t>Job 33:29–30</w:t>
+        <w:t>Job 33:29–30 (#1)</w:t>
       </w:r>
       <w:r>
         <w:rPr>
@@ -23306,7 +23306,7 @@
         <w:rPr>
           <w:lang w:val="en_US" w:bidi="en_US"/>
         </w:rPr>
-        <w:t>Job 33:33</w:t>
+        <w:t>Job 33:33 (#1)</w:t>
       </w:r>
       <w:r>
         <w:rPr>
@@ -23369,7 +23369,7 @@
         <w:rPr>
           <w:lang w:val="en_US" w:bidi="en_US"/>
         </w:rPr>
-        <w:t>Job 34:1–3</w:t>
+        <w:t>Job 34:1–3 (#1)</w:t>
       </w:r>
       <w:r>
         <w:rPr>
@@ -23403,36 +23403,36 @@
         <w:rPr>
           <w:lang w:val="en_US" w:bidi="en_US"/>
         </w:rPr>
-        <w:t>Elhu wants the wise men and those who have knowledge to listen to him.</w:t>
-      </w:r>
-      <w:r>
-        <w:rPr>
-          <w:lang w:val="en_US" w:bidi="en_US"/>
-        </w:rPr>
-      </w:r>
-      <w:r>
-        <w:rPr>
-          <w:lang w:val="en_US" w:bidi="en_US"/>
-        </w:rPr>
-      </w:r>
-    </w:p>
-    <w:p>
-      <w:pPr/>
-      <w:r>
-        <w:rPr>
-          <w:lang w:val="en_US" w:bidi="en_US"/>
-        </w:rPr>
-      </w:r>
-    </w:p>
-    <w:p>
-      <w:pPr>
-        <w:pStyle w:val="Heading2"/>
-      </w:pPr>
-      <w:r>
-        <w:rPr>
-          <w:lang w:val="en_US" w:bidi="en_US"/>
-        </w:rPr>
-        <w:t>Job 34:4</w:t>
+        <w:t>Elihu wants the wise men and those who have knowledge to listen to him.</w:t>
+      </w:r>
+      <w:r>
+        <w:rPr>
+          <w:lang w:val="en_US" w:bidi="en_US"/>
+        </w:rPr>
+      </w:r>
+      <w:r>
+        <w:rPr>
+          <w:lang w:val="en_US" w:bidi="en_US"/>
+        </w:rPr>
+      </w:r>
+    </w:p>
+    <w:p>
+      <w:pPr/>
+      <w:r>
+        <w:rPr>
+          <w:lang w:val="en_US" w:bidi="en_US"/>
+        </w:rPr>
+      </w:r>
+    </w:p>
+    <w:p>
+      <w:pPr>
+        <w:pStyle w:val="Heading2"/>
+      </w:pPr>
+      <w:r>
+        <w:rPr>
+          <w:lang w:val="en_US" w:bidi="en_US"/>
+        </w:rPr>
+        <w:t>Job 34:4 (#1)</w:t>
       </w:r>
       <w:r>
         <w:rPr>
@@ -23495,7 +23495,7 @@
         <w:rPr>
           <w:lang w:val="en_US" w:bidi="en_US"/>
         </w:rPr>
-        <w:t>Job 34:5</w:t>
+        <w:t>Job 34:5 (#1)</w:t>
       </w:r>
       <w:r>
         <w:rPr>
@@ -23558,7 +23558,7 @@
         <w:rPr>
           <w:lang w:val="en_US" w:bidi="en_US"/>
         </w:rPr>
-        <w:t>Job 34:8</w:t>
+        <w:t>Job 34:8 (#1)</w:t>
       </w:r>
       <w:r>
         <w:rPr>
@@ -23621,7 +23621,7 @@
         <w:rPr>
           <w:lang w:val="en_US" w:bidi="en_US"/>
         </w:rPr>
-        <w:t>Job 34:10–12</w:t>
+        <w:t>Job 34:10–12 (#1)</w:t>
       </w:r>
       <w:r>
         <w:rPr>
@@ -23684,7 +23684,7 @@
         <w:rPr>
           <w:lang w:val="en_US" w:bidi="en_US"/>
         </w:rPr>
-        <w:t>Job 34:13–15</w:t>
+        <w:t>Job 34:13–15 (#1)</w:t>
       </w:r>
       <w:r>
         <w:rPr>
@@ -23747,7 +23747,7 @@
         <w:rPr>
           <w:lang w:val="en_US" w:bidi="en_US"/>
         </w:rPr>
-        <w:t>Job 34:17</w:t>
+        <w:t>Job 34:17 (#1)</w:t>
       </w:r>
       <w:r>
         <w:rPr>
@@ -23810,7 +23810,7 @@
         <w:rPr>
           <w:lang w:val="en_US" w:bidi="en_US"/>
         </w:rPr>
-        <w:t>Job 34:19</w:t>
+        <w:t>Job 34:19 (#1)</w:t>
       </w:r>
       <w:r>
         <w:rPr>
@@ -23873,27 +23873,27 @@
         <w:rPr>
           <w:lang w:val="en_US" w:bidi="en_US"/>
         </w:rPr>
-        <w:t>Job 34:21</w:t>
-      </w:r>
-      <w:r>
-        <w:rPr>
-          <w:lang w:val="en_US" w:bidi="en_US"/>
-        </w:rPr>
-      </w:r>
-    </w:p>
-    <w:p>
-      <w:pPr/>
-      <w:r>
-        <w:rPr>
-          <w:lang w:val="en_US" w:bidi="en_US"/>
-        </w:rPr>
-      </w:r>
-      <w:r>
-        <w:rPr>
-          <w:b/>
-          <w:lang w:val="en_US" w:bidi="en_US"/>
-        </w:rPr>
-        <w:t>What does Elihu say that God sees.</w:t>
+        <w:t>Job 34:21 (#1)</w:t>
+      </w:r>
+      <w:r>
+        <w:rPr>
+          <w:lang w:val="en_US" w:bidi="en_US"/>
+        </w:rPr>
+      </w:r>
+    </w:p>
+    <w:p>
+      <w:pPr/>
+      <w:r>
+        <w:rPr>
+          <w:lang w:val="en_US" w:bidi="en_US"/>
+        </w:rPr>
+      </w:r>
+      <w:r>
+        <w:rPr>
+          <w:b/>
+          <w:lang w:val="en_US" w:bidi="en_US"/>
+        </w:rPr>
+        <w:t>What does Elihu say that God sees?</w:t>
       </w:r>
     </w:p>
     <w:p>
@@ -23936,7 +23936,7 @@
         <w:rPr>
           <w:lang w:val="en_US" w:bidi="en_US"/>
         </w:rPr>
-        <w:t>Job 34:25</w:t>
+        <w:t>Job 34:25 (#1)</w:t>
       </w:r>
       <w:r>
         <w:rPr>
@@ -23999,7 +23999,7 @@
         <w:rPr>
           <w:lang w:val="en_US" w:bidi="en_US"/>
         </w:rPr>
-        <w:t>Job 34:26</w:t>
+        <w:t>Job 34:26 (#1)</w:t>
       </w:r>
       <w:r>
         <w:rPr>
@@ -24062,7 +24062,7 @@
         <w:rPr>
           <w:lang w:val="en_US" w:bidi="en_US"/>
         </w:rPr>
-        <w:t>Job 34:29</w:t>
+        <w:t>Job 34:29 (#1)</w:t>
       </w:r>
       <w:r>
         <w:rPr>
@@ -24125,7 +24125,7 @@
         <w:rPr>
           <w:lang w:val="en_US" w:bidi="en_US"/>
         </w:rPr>
-        <w:t>Job 34:31–32</w:t>
+        <w:t>Job 34:31–32 (#1)</w:t>
       </w:r>
       <w:r>
         <w:rPr>
@@ -24188,7 +24188,7 @@
         <w:rPr>
           <w:lang w:val="en_US" w:bidi="en_US"/>
         </w:rPr>
-        <w:t>Job 34:34–35</w:t>
+        <w:t>Job 34:34–35 (#1)</w:t>
       </w:r>
       <w:r>
         <w:rPr>
@@ -24251,7 +24251,7 @@
         <w:rPr>
           <w:lang w:val="en_US" w:bidi="en_US"/>
         </w:rPr>
-        <w:t>Job 34:37</w:t>
+        <w:t>Job 34:37 (#1)</w:t>
       </w:r>
       <w:r>
         <w:rPr>
@@ -24314,7 +24314,7 @@
         <w:rPr>
           <w:lang w:val="en_US" w:bidi="en_US"/>
         </w:rPr>
-        <w:t>Job 35:1–2</w:t>
+        <w:t>Job 35:1–2 (#1)</w:t>
       </w:r>
       <w:r>
         <w:rPr>
@@ -24377,7 +24377,7 @@
         <w:rPr>
           <w:lang w:val="en_US" w:bidi="en_US"/>
         </w:rPr>
-        <w:t>Job 35:5</w:t>
+        <w:t>Job 35:5 (#1)</w:t>
       </w:r>
       <w:r>
         <w:rPr>
@@ -24440,27 +24440,27 @@
         <w:rPr>
           <w:lang w:val="en_US" w:bidi="en_US"/>
         </w:rPr>
-        <w:t>Job 35:8</w:t>
-      </w:r>
-      <w:r>
-        <w:rPr>
-          <w:lang w:val="en_US" w:bidi="en_US"/>
-        </w:rPr>
-      </w:r>
-    </w:p>
-    <w:p>
-      <w:pPr/>
-      <w:r>
-        <w:rPr>
-          <w:lang w:val="en_US" w:bidi="en_US"/>
-        </w:rPr>
-      </w:r>
-      <w:r>
-        <w:rPr>
-          <w:b/>
-          <w:lang w:val="en_US" w:bidi="en_US"/>
-        </w:rPr>
-        <w:t>What effect could Job’s wickedness or his rightousness have on another man?</w:t>
+        <w:t>Job 35:8 (#1)</w:t>
+      </w:r>
+      <w:r>
+        <w:rPr>
+          <w:lang w:val="en_US" w:bidi="en_US"/>
+        </w:rPr>
+      </w:r>
+    </w:p>
+    <w:p>
+      <w:pPr/>
+      <w:r>
+        <w:rPr>
+          <w:lang w:val="en_US" w:bidi="en_US"/>
+        </w:rPr>
+      </w:r>
+      <w:r>
+        <w:rPr>
+          <w:b/>
+          <w:lang w:val="en_US" w:bidi="en_US"/>
+        </w:rPr>
+        <w:t>What effect could Job’s wickedness or his righteousness have on another man?</w:t>
       </w:r>
     </w:p>
     <w:p>
@@ -24503,7 +24503,7 @@
         <w:rPr>
           <w:lang w:val="en_US" w:bidi="en_US"/>
         </w:rPr>
-        <w:t>Job 35:9</w:t>
+        <w:t>Job 35:9 (#1)</w:t>
       </w:r>
       <w:r>
         <w:rPr>
@@ -24537,36 +24537,36 @@
         <w:rPr>
           <w:lang w:val="en_US" w:bidi="en_US"/>
         </w:rPr>
-        <w:t>They cry out for help because of the many acts of oppression done to them by others who are more powerful than they are..</w:t>
-      </w:r>
-      <w:r>
-        <w:rPr>
-          <w:lang w:val="en_US" w:bidi="en_US"/>
-        </w:rPr>
-      </w:r>
-      <w:r>
-        <w:rPr>
-          <w:lang w:val="en_US" w:bidi="en_US"/>
-        </w:rPr>
-      </w:r>
-    </w:p>
-    <w:p>
-      <w:pPr/>
-      <w:r>
-        <w:rPr>
-          <w:lang w:val="en_US" w:bidi="en_US"/>
-        </w:rPr>
-      </w:r>
-    </w:p>
-    <w:p>
-      <w:pPr>
-        <w:pStyle w:val="Heading2"/>
-      </w:pPr>
-      <w:r>
-        <w:rPr>
-          <w:lang w:val="en_US" w:bidi="en_US"/>
-        </w:rPr>
-        <w:t>Job 35:10–11</w:t>
+        <w:t>They cry out for help because of the many acts of oppression done to them by others who are more powerful than they are.</w:t>
+      </w:r>
+      <w:r>
+        <w:rPr>
+          <w:lang w:val="en_US" w:bidi="en_US"/>
+        </w:rPr>
+      </w:r>
+      <w:r>
+        <w:rPr>
+          <w:lang w:val="en_US" w:bidi="en_US"/>
+        </w:rPr>
+      </w:r>
+    </w:p>
+    <w:p>
+      <w:pPr/>
+      <w:r>
+        <w:rPr>
+          <w:lang w:val="en_US" w:bidi="en_US"/>
+        </w:rPr>
+      </w:r>
+    </w:p>
+    <w:p>
+      <w:pPr>
+        <w:pStyle w:val="Heading2"/>
+      </w:pPr>
+      <w:r>
+        <w:rPr>
+          <w:lang w:val="en_US" w:bidi="en_US"/>
+        </w:rPr>
+        <w:t>Job 35:10–11 (#1)</w:t>
       </w:r>
       <w:r>
         <w:rPr>
@@ -24629,7 +24629,7 @@
         <w:rPr>
           <w:lang w:val="en_US" w:bidi="en_US"/>
         </w:rPr>
-        <w:t>Job 35:12</w:t>
+        <w:t>Job 35:12 (#1)</w:t>
       </w:r>
       <w:r>
         <w:rPr>
@@ -24692,7 +24692,7 @@
         <w:rPr>
           <w:lang w:val="en_US" w:bidi="en_US"/>
         </w:rPr>
-        <w:t>Job 35:13</w:t>
+        <w:t>Job 35:13 (#1)</w:t>
       </w:r>
       <w:r>
         <w:rPr>
@@ -24755,7 +24755,7 @@
         <w:rPr>
           <w:lang w:val="en_US" w:bidi="en_US"/>
         </w:rPr>
-        <w:t>Job 35:16</w:t>
+        <w:t>Job 35:16 (#1)</w:t>
       </w:r>
       <w:r>
         <w:rPr>
@@ -24818,7 +24818,7 @@
         <w:rPr>
           <w:lang w:val="en_US" w:bidi="en_US"/>
         </w:rPr>
-        <w:t>Job 36:3</w:t>
+        <w:t>Job 36:3 (#1)</w:t>
       </w:r>
       <w:r>
         <w:rPr>
@@ -24881,7 +24881,7 @@
         <w:rPr>
           <w:lang w:val="en_US" w:bidi="en_US"/>
         </w:rPr>
-        <w:t>Job 36:6</w:t>
+        <w:t>Job 36:6 (#1)</w:t>
       </w:r>
       <w:r>
         <w:rPr>
@@ -24944,7 +24944,7 @@
         <w:rPr>
           <w:lang w:val="en_US" w:bidi="en_US"/>
         </w:rPr>
-        <w:t>Job 36:7</w:t>
+        <w:t>Job 36:7 (#1)</w:t>
       </w:r>
       <w:r>
         <w:rPr>
@@ -25007,7 +25007,7 @@
         <w:rPr>
           <w:lang w:val="en_US" w:bidi="en_US"/>
         </w:rPr>
-        <w:t>Job 36:9</w:t>
+        <w:t>Job 36:9 (#1)</w:t>
       </w:r>
       <w:r>
         <w:rPr>
@@ -25070,7 +25070,7 @@
         <w:rPr>
           <w:lang w:val="en_US" w:bidi="en_US"/>
         </w:rPr>
-        <w:t>Job 36:11</w:t>
+        <w:t>Job 36:11 (#1)</w:t>
       </w:r>
       <w:r>
         <w:rPr>
@@ -25133,7 +25133,7 @@
         <w:rPr>
           <w:lang w:val="en_US" w:bidi="en_US"/>
         </w:rPr>
-        <w:t>Job 36:12</w:t>
+        <w:t>Job 36:12 (#1)</w:t>
       </w:r>
       <w:r>
         <w:rPr>
@@ -25196,7 +25196,7 @@
         <w:rPr>
           <w:lang w:val="en_US" w:bidi="en_US"/>
         </w:rPr>
-        <w:t>Job 36:13–14</w:t>
+        <w:t>Job 36:13–14 (#1)</w:t>
       </w:r>
       <w:r>
         <w:rPr>
@@ -25259,7 +25259,7 @@
         <w:rPr>
           <w:lang w:val="en_US" w:bidi="en_US"/>
         </w:rPr>
-        <w:t>Job 36:15–16</w:t>
+        <w:t>Job 36:15–16 (#1)</w:t>
       </w:r>
       <w:r>
         <w:rPr>
@@ -25322,7 +25322,7 @@
         <w:rPr>
           <w:lang w:val="en_US" w:bidi="en_US"/>
         </w:rPr>
-        <w:t>Job 36:16</w:t>
+        <w:t>Job 36:16 (#1)</w:t>
       </w:r>
       <w:r>
         <w:rPr>
@@ -25385,7 +25385,7 @@
         <w:rPr>
           <w:lang w:val="en_US" w:bidi="en_US"/>
         </w:rPr>
-        <w:t>Job 36:17</w:t>
+        <w:t>Job 36:17 (#1)</w:t>
       </w:r>
       <w:r>
         <w:rPr>
@@ -25448,7 +25448,7 @@
         <w:rPr>
           <w:lang w:val="en_US" w:bidi="en_US"/>
         </w:rPr>
-        <w:t>Job 36:18</w:t>
+        <w:t>Job 36:18 (#1)</w:t>
       </w:r>
       <w:r>
         <w:rPr>
@@ -25511,7 +25511,7 @@
         <w:rPr>
           <w:lang w:val="en_US" w:bidi="en_US"/>
         </w:rPr>
-        <w:t>Job 36:19</w:t>
+        <w:t>Job 36:19 (#1)</w:t>
       </w:r>
       <w:r>
         <w:rPr>
@@ -25574,7 +25574,7 @@
         <w:rPr>
           <w:lang w:val="en_US" w:bidi="en_US"/>
         </w:rPr>
-        <w:t>Job 36:21</w:t>
+        <w:t>Job 36:21 (#1)</w:t>
       </w:r>
       <w:r>
         <w:rPr>
@@ -25637,7 +25637,7 @@
         <w:rPr>
           <w:lang w:val="en_US" w:bidi="en_US"/>
         </w:rPr>
-        <w:t>Job 36:23</w:t>
+        <w:t>Job 36:23 (#1)</w:t>
       </w:r>
       <w:r>
         <w:rPr>
@@ -25700,7 +25700,7 @@
         <w:rPr>
           <w:lang w:val="en_US" w:bidi="en_US"/>
         </w:rPr>
-        <w:t>Job 36:26</w:t>
+        <w:t>Job 36:26 (#1)</w:t>
       </w:r>
       <w:r>
         <w:rPr>
@@ -25763,7 +25763,7 @@
         <w:rPr>
           <w:lang w:val="en_US" w:bidi="en_US"/>
         </w:rPr>
-        <w:t>Job 36:27–28</w:t>
+        <w:t>Job 36:27–28 (#1)</w:t>
       </w:r>
       <w:r>
         <w:rPr>
@@ -25826,7 +25826,7 @@
         <w:rPr>
           <w:lang w:val="en_US" w:bidi="en_US"/>
         </w:rPr>
-        <w:t>Job 36:30–31</w:t>
+        <w:t>Job 36:30–31 (#1)</w:t>
       </w:r>
       <w:r>
         <w:rPr>
@@ -25889,7 +25889,7 @@
         <w:rPr>
           <w:lang w:val="en_US" w:bidi="en_US"/>
         </w:rPr>
-        <w:t>Job 36:32–33</w:t>
+        <w:t>Job 36:32–33 (#1)</w:t>
       </w:r>
       <w:r>
         <w:rPr>
@@ -25952,7 +25952,7 @@
         <w:rPr>
           <w:lang w:val="en_US" w:bidi="en_US"/>
         </w:rPr>
-        <w:t>Job 37:1–2</w:t>
+        <w:t>Job 37:1–2 (#1)</w:t>
       </w:r>
       <w:r>
         <w:rPr>
@@ -26015,7 +26015,7 @@
         <w:rPr>
           <w:lang w:val="en_US" w:bidi="en_US"/>
         </w:rPr>
-        <w:t>Job 37:6</w:t>
+        <w:t>Job 37:6 (#1)</w:t>
       </w:r>
       <w:r>
         <w:rPr>
@@ -26078,7 +26078,7 @@
         <w:rPr>
           <w:lang w:val="en_US" w:bidi="en_US"/>
         </w:rPr>
-        <w:t>Job 37:7</w:t>
+        <w:t>Job 37:7 (#1)</w:t>
       </w:r>
       <w:r>
         <w:rPr>
@@ -26141,7 +26141,7 @@
         <w:rPr>
           <w:lang w:val="en_US" w:bidi="en_US"/>
         </w:rPr>
-        <w:t>Job 37:8–9</w:t>
+        <w:t>Job 37:8–9 (#1)</w:t>
       </w:r>
       <w:r>
         <w:rPr>
@@ -26204,7 +26204,7 @@
         <w:rPr>
           <w:lang w:val="en_US" w:bidi="en_US"/>
         </w:rPr>
-        <w:t>Job 37:10</w:t>
+        <w:t>Job 37:10 (#1)</w:t>
       </w:r>
       <w:r>
         <w:rPr>
@@ -26267,7 +26267,7 @@
         <w:rPr>
           <w:lang w:val="en_US" w:bidi="en_US"/>
         </w:rPr>
-        <w:t>Job 37:13</w:t>
+        <w:t>Job 37:13 (#1)</w:t>
       </w:r>
       <w:r>
         <w:rPr>
@@ -26330,7 +26330,7 @@
         <w:rPr>
           <w:lang w:val="en_US" w:bidi="en_US"/>
         </w:rPr>
-        <w:t>Job 37:14</w:t>
+        <w:t>Job 37:14 (#1)</w:t>
       </w:r>
       <w:r>
         <w:rPr>
@@ -26393,7 +26393,7 @@
         <w:rPr>
           <w:lang w:val="en_US" w:bidi="en_US"/>
         </w:rPr>
-        <w:t>Job 37:15</w:t>
+        <w:t>Job 37:15 (#1)</w:t>
       </w:r>
       <w:r>
         <w:rPr>
@@ -26456,7 +26456,7 @@
         <w:rPr>
           <w:lang w:val="en_US" w:bidi="en_US"/>
         </w:rPr>
-        <w:t>Job 37:18</w:t>
+        <w:t>Job 37:18 (#1)</w:t>
       </w:r>
       <w:r>
         <w:rPr>
@@ -26519,7 +26519,7 @@
         <w:rPr>
           <w:lang w:val="en_US" w:bidi="en_US"/>
         </w:rPr>
-        <w:t>Job 37:19</w:t>
+        <w:t>Job 37:19 (#1)</w:t>
       </w:r>
       <w:r>
         <w:rPr>
@@ -26582,7 +26582,7 @@
         <w:rPr>
           <w:lang w:val="en_US" w:bidi="en_US"/>
         </w:rPr>
-        <w:t>Job 37:21</w:t>
+        <w:t>Job 37:21 (#1)</w:t>
       </w:r>
       <w:r>
         <w:rPr>
@@ -26645,7 +26645,7 @@
         <w:rPr>
           <w:lang w:val="en_US" w:bidi="en_US"/>
         </w:rPr>
-        <w:t>Job 37:23</w:t>
+        <w:t>Job 37:23 (#1)</w:t>
       </w:r>
       <w:r>
         <w:rPr>
@@ -26708,7 +26708,7 @@
         <w:rPr>
           <w:lang w:val="en_US" w:bidi="en_US"/>
         </w:rPr>
-        <w:t>Job 37:24</w:t>
+        <w:t>Job 37:24 (#1)</w:t>
       </w:r>
       <w:r>
         <w:rPr>
@@ -26771,7 +26771,7 @@
         <w:rPr>
           <w:lang w:val="en_US" w:bidi="en_US"/>
         </w:rPr>
-        <w:t>Job 38:1</w:t>
+        <w:t>Job 38:1 (#1)</w:t>
       </w:r>
       <w:r>
         <w:rPr>
@@ -26834,7 +26834,7 @@
         <w:rPr>
           <w:lang w:val="en_US" w:bidi="en_US"/>
         </w:rPr>
-        <w:t>Job 38:2</w:t>
+        <w:t>Job 38:2 (#1)</w:t>
       </w:r>
       <w:r>
         <w:rPr>
@@ -26868,36 +26868,36 @@
         <w:rPr>
           <w:lang w:val="en_US" w:bidi="en_US"/>
         </w:rPr>
-        <w:t>By speaking without knowledge, Job made it harder for people to understand God's actions.</w:t>
-      </w:r>
-      <w:r>
-        <w:rPr>
-          <w:lang w:val="en_US" w:bidi="en_US"/>
-        </w:rPr>
-      </w:r>
-      <w:r>
-        <w:rPr>
-          <w:lang w:val="en_US" w:bidi="en_US"/>
-        </w:rPr>
-      </w:r>
-    </w:p>
-    <w:p>
-      <w:pPr/>
-      <w:r>
-        <w:rPr>
-          <w:lang w:val="en_US" w:bidi="en_US"/>
-        </w:rPr>
-      </w:r>
-    </w:p>
-    <w:p>
-      <w:pPr>
-        <w:pStyle w:val="Heading2"/>
-      </w:pPr>
-      <w:r>
-        <w:rPr>
-          <w:lang w:val="en_US" w:bidi="en_US"/>
-        </w:rPr>
-        <w:t>Job 38:3</w:t>
+        <w:t>By speaking without knowledge, Job made it harder for people to understand God’s actions.</w:t>
+      </w:r>
+      <w:r>
+        <w:rPr>
+          <w:lang w:val="en_US" w:bidi="en_US"/>
+        </w:rPr>
+      </w:r>
+      <w:r>
+        <w:rPr>
+          <w:lang w:val="en_US" w:bidi="en_US"/>
+        </w:rPr>
+      </w:r>
+    </w:p>
+    <w:p>
+      <w:pPr/>
+      <w:r>
+        <w:rPr>
+          <w:lang w:val="en_US" w:bidi="en_US"/>
+        </w:rPr>
+      </w:r>
+    </w:p>
+    <w:p>
+      <w:pPr>
+        <w:pStyle w:val="Heading2"/>
+      </w:pPr>
+      <w:r>
+        <w:rPr>
+          <w:lang w:val="en_US" w:bidi="en_US"/>
+        </w:rPr>
+        <w:t>Job 38:3 (#1)</w:t>
       </w:r>
       <w:r>
         <w:rPr>
@@ -26960,7 +26960,7 @@
         <w:rPr>
           <w:lang w:val="en_US" w:bidi="en_US"/>
         </w:rPr>
-        <w:t>Job 38:6–7</w:t>
+        <w:t>Job 38:6–7 (#1)</w:t>
       </w:r>
       <w:r>
         <w:rPr>
@@ -27023,7 +27023,7 @@
         <w:rPr>
           <w:lang w:val="en_US" w:bidi="en_US"/>
         </w:rPr>
-        <w:t>Job 38:8</w:t>
+        <w:t>Job 38:8 (#1)</w:t>
       </w:r>
       <w:r>
         <w:rPr>
@@ -27086,7 +27086,7 @@
         <w:rPr>
           <w:lang w:val="en_US" w:bidi="en_US"/>
         </w:rPr>
-        <w:t>Job 38:10–11</w:t>
+        <w:t>Job 38:10–11 (#1)</w:t>
       </w:r>
       <w:r>
         <w:rPr>
@@ -27149,7 +27149,7 @@
         <w:rPr>
           <w:lang w:val="en_US" w:bidi="en_US"/>
         </w:rPr>
-        <w:t>Job 38:14</w:t>
+        <w:t>Job 38:14 (#1)</w:t>
       </w:r>
       <w:r>
         <w:rPr>
@@ -27212,7 +27212,7 @@
         <w:rPr>
           <w:lang w:val="en_US" w:bidi="en_US"/>
         </w:rPr>
-        <w:t>Job 38:19–21</w:t>
+        <w:t>Job 38:19–21 (#1)</w:t>
       </w:r>
       <w:r>
         <w:rPr>
@@ -27275,7 +27275,7 @@
         <w:rPr>
           <w:lang w:val="en_US" w:bidi="en_US"/>
         </w:rPr>
-        <w:t>Job 38:22–23</w:t>
+        <w:t>Job 38:22–23 (#1)</w:t>
       </w:r>
       <w:r>
         <w:rPr>
@@ -27338,7 +27338,7 @@
         <w:rPr>
           <w:lang w:val="en_US" w:bidi="en_US"/>
         </w:rPr>
-        <w:t>Job 38:25–27</w:t>
+        <w:t>Job 38:25–27 (#1)</w:t>
       </w:r>
       <w:r>
         <w:rPr>
@@ -27401,7 +27401,7 @@
         <w:rPr>
           <w:lang w:val="en_US" w:bidi="en_US"/>
         </w:rPr>
-        <w:t>Job 38:31</w:t>
+        <w:t>Job 38:31 (#1)</w:t>
       </w:r>
       <w:r>
         <w:rPr>
@@ -27464,7 +27464,7 @@
         <w:rPr>
           <w:lang w:val="en_US" w:bidi="en_US"/>
         </w:rPr>
-        <w:t>Job 38:37–38</w:t>
+        <w:t>Job 38:37–38 (#1)</w:t>
       </w:r>
       <w:r>
         <w:rPr>
@@ -27527,7 +27527,7 @@
         <w:rPr>
           <w:lang w:val="en_US" w:bidi="en_US"/>
         </w:rPr>
-        <w:t>Job 38:40</w:t>
+        <w:t>Job 38:40 (#1)</w:t>
       </w:r>
       <w:r>
         <w:rPr>
@@ -27590,7 +27590,7 @@
         <w:rPr>
           <w:lang w:val="en_US" w:bidi="en_US"/>
         </w:rPr>
-        <w:t>Job 38:41</w:t>
+        <w:t>Job 38:41 (#1)</w:t>
       </w:r>
       <w:r>
         <w:rPr>
@@ -27653,7 +27653,7 @@
         <w:rPr>
           <w:lang w:val="en_US" w:bidi="en_US"/>
         </w:rPr>
-        <w:t>Job 39:4</w:t>
+        <w:t>Job 39:4 (#1)</w:t>
       </w:r>
       <w:r>
         <w:rPr>
@@ -27716,7 +27716,7 @@
         <w:rPr>
           <w:lang w:val="en_US" w:bidi="en_US"/>
         </w:rPr>
-        <w:t>Job 39:5–6</w:t>
+        <w:t>Job 39:5–6 (#1)</w:t>
       </w:r>
       <w:r>
         <w:rPr>
@@ -27779,7 +27779,7 @@
         <w:rPr>
           <w:lang w:val="en_US" w:bidi="en_US"/>
         </w:rPr>
-        <w:t>Job 39:8</w:t>
+        <w:t>Job 39:8 (#1)</w:t>
       </w:r>
       <w:r>
         <w:rPr>
@@ -27842,7 +27842,7 @@
         <w:rPr>
           <w:lang w:val="en_US" w:bidi="en_US"/>
         </w:rPr>
-        <w:t>Job 39:10</w:t>
+        <w:t>Job 39:10 (#1)</w:t>
       </w:r>
       <w:r>
         <w:rPr>
@@ -27905,7 +27905,7 @@
         <w:rPr>
           <w:lang w:val="en_US" w:bidi="en_US"/>
         </w:rPr>
-        <w:t>Job 39:13</w:t>
+        <w:t>Job 39:13 (#1)</w:t>
       </w:r>
       <w:r>
         <w:rPr>
@@ -27968,7 +27968,7 @@
         <w:rPr>
           <w:lang w:val="en_US" w:bidi="en_US"/>
         </w:rPr>
-        <w:t>Job 39:14</w:t>
+        <w:t>Job 39:14 (#1)</w:t>
       </w:r>
       <w:r>
         <w:rPr>
@@ -28031,7 +28031,7 @@
         <w:rPr>
           <w:lang w:val="en_US" w:bidi="en_US"/>
         </w:rPr>
-        <w:t>Job 39:16</w:t>
+        <w:t>Job 39:16 (#1)</w:t>
       </w:r>
       <w:r>
         <w:rPr>
@@ -28094,7 +28094,7 @@
         <w:rPr>
           <w:lang w:val="en_US" w:bidi="en_US"/>
         </w:rPr>
-        <w:t>Job 39:18</w:t>
+        <w:t>Job 39:18 (#1)</w:t>
       </w:r>
       <w:r>
         <w:rPr>
@@ -28157,7 +28157,7 @@
         <w:rPr>
           <w:lang w:val="en_US" w:bidi="en_US"/>
         </w:rPr>
-        <w:t>Job 39:19</w:t>
+        <w:t>Job 39:19 (#1)</w:t>
       </w:r>
       <w:r>
         <w:rPr>
@@ -28220,7 +28220,7 @@
         <w:rPr>
           <w:lang w:val="en_US" w:bidi="en_US"/>
         </w:rPr>
-        <w:t>Job 39:22</w:t>
+        <w:t>Job 39:22 (#1)</w:t>
       </w:r>
       <w:r>
         <w:rPr>
@@ -28283,7 +28283,7 @@
         <w:rPr>
           <w:lang w:val="en_US" w:bidi="en_US"/>
         </w:rPr>
-        <w:t>Job 39:24</w:t>
+        <w:t>Job 39:24 (#1)</w:t>
       </w:r>
       <w:r>
         <w:rPr>
@@ -28346,7 +28346,7 @@
         <w:rPr>
           <w:lang w:val="en_US" w:bidi="en_US"/>
         </w:rPr>
-        <w:t>Job 39:27–28</w:t>
+        <w:t>Job 39:27–28 (#1)</w:t>
       </w:r>
       <w:r>
         <w:rPr>
@@ -28409,7 +28409,7 @@
         <w:rPr>
           <w:lang w:val="en_US" w:bidi="en_US"/>
         </w:rPr>
-        <w:t>Job 40:4</w:t>
+        <w:t>Job 40:4 (#1)</w:t>
       </w:r>
       <w:r>
         <w:rPr>
@@ -28472,7 +28472,7 @@
         <w:rPr>
           <w:lang w:val="en_US" w:bidi="en_US"/>
         </w:rPr>
-        <w:t>Job 40:6</w:t>
+        <w:t>Job 40:6 (#1)</w:t>
       </w:r>
       <w:r>
         <w:rPr>
@@ -28535,7 +28535,7 @@
         <w:rPr>
           <w:lang w:val="en_US" w:bidi="en_US"/>
         </w:rPr>
-        <w:t>Job 40:7</w:t>
+        <w:t>Job 40:7 (#1)</w:t>
       </w:r>
       <w:r>
         <w:rPr>
@@ -28598,7 +28598,7 @@
         <w:rPr>
           <w:lang w:val="en_US" w:bidi="en_US"/>
         </w:rPr>
-        <w:t>Job 40:8</w:t>
+        <w:t>Job 40:8 (#1)</w:t>
       </w:r>
       <w:r>
         <w:rPr>
@@ -28661,7 +28661,7 @@
         <w:rPr>
           <w:lang w:val="en_US" w:bidi="en_US"/>
         </w:rPr>
-        <w:t>Job 40:10</w:t>
+        <w:t>Job 40:10 (#1)</w:t>
       </w:r>
       <w:r>
         <w:rPr>
@@ -28724,7 +28724,7 @@
         <w:rPr>
           <w:lang w:val="en_US" w:bidi="en_US"/>
         </w:rPr>
-        <w:t>Job 40:12</w:t>
+        <w:t>Job 40:12 (#1)</w:t>
       </w:r>
       <w:r>
         <w:rPr>
@@ -28787,7 +28787,7 @@
         <w:rPr>
           <w:lang w:val="en_US" w:bidi="en_US"/>
         </w:rPr>
-        <w:t>Job 40:15</w:t>
+        <w:t>Job 40:15 (#1)</w:t>
       </w:r>
       <w:r>
         <w:rPr>
@@ -28850,7 +28850,7 @@
         <w:rPr>
           <w:lang w:val="en_US" w:bidi="en_US"/>
         </w:rPr>
-        <w:t>Job 40:17</w:t>
+        <w:t>Job 40:17 (#1)</w:t>
       </w:r>
       <w:r>
         <w:rPr>
@@ -28913,7 +28913,7 @@
         <w:rPr>
           <w:lang w:val="en_US" w:bidi="en_US"/>
         </w:rPr>
-        <w:t>Job 40:19</w:t>
+        <w:t>Job 40:19 (#1)</w:t>
       </w:r>
       <w:r>
         <w:rPr>
@@ -28976,7 +28976,7 @@
         <w:rPr>
           <w:lang w:val="en_US" w:bidi="en_US"/>
         </w:rPr>
-        <w:t>Job 40:21</w:t>
+        <w:t>Job 40:21 (#1)</w:t>
       </w:r>
       <w:r>
         <w:rPr>
@@ -29039,7 +29039,7 @@
         <w:rPr>
           <w:lang w:val="en_US" w:bidi="en_US"/>
         </w:rPr>
-        <w:t>Job 40:23</w:t>
+        <w:t>Job 40:23 (#1)</w:t>
       </w:r>
       <w:r>
         <w:rPr>
@@ -29102,7 +29102,7 @@
         <w:rPr>
           <w:lang w:val="en_US" w:bidi="en_US"/>
         </w:rPr>
-        <w:t>Job 41:1</w:t>
+        <w:t>Job 41:1 (#1)</w:t>
       </w:r>
       <w:r>
         <w:rPr>
@@ -29165,7 +29165,7 @@
         <w:rPr>
           <w:lang w:val="en_US" w:bidi="en_US"/>
         </w:rPr>
-        <w:t>Job 41:6</w:t>
+        <w:t>Job 41:6 (#1)</w:t>
       </w:r>
       <w:r>
         <w:rPr>
@@ -29228,7 +29228,7 @@
         <w:rPr>
           <w:lang w:val="en_US" w:bidi="en_US"/>
         </w:rPr>
-        <w:t>Job 41:8</w:t>
+        <w:t>Job 41:8 (#1)</w:t>
       </w:r>
       <w:r>
         <w:rPr>
@@ -29291,7 +29291,7 @@
         <w:rPr>
           <w:lang w:val="en_US" w:bidi="en_US"/>
         </w:rPr>
-        <w:t>Job 41:10</w:t>
+        <w:t>Job 41:10 (#1)</w:t>
       </w:r>
       <w:r>
         <w:rPr>
@@ -29354,7 +29354,7 @@
         <w:rPr>
           <w:lang w:val="en_US" w:bidi="en_US"/>
         </w:rPr>
-        <w:t>Job 41:14</w:t>
+        <w:t>Job 41:14 (#1)</w:t>
       </w:r>
       <w:r>
         <w:rPr>
@@ -29417,7 +29417,7 @@
         <w:rPr>
           <w:lang w:val="en_US" w:bidi="en_US"/>
         </w:rPr>
-        <w:t>Job 41:16</w:t>
+        <w:t>Job 41:16 (#1)</w:t>
       </w:r>
       <w:r>
         <w:rPr>
@@ -29480,7 +29480,7 @@
         <w:rPr>
           <w:lang w:val="en_US" w:bidi="en_US"/>
         </w:rPr>
-        <w:t>Job 41:18</w:t>
+        <w:t>Job 41:18 (#1)</w:t>
       </w:r>
       <w:r>
         <w:rPr>
@@ -29543,7 +29543,7 @@
         <w:rPr>
           <w:lang w:val="en_US" w:bidi="en_US"/>
         </w:rPr>
-        <w:t>Job 41:19</w:t>
+        <w:t>Job 41:19 (#1)</w:t>
       </w:r>
       <w:r>
         <w:rPr>
@@ -29606,7 +29606,7 @@
         <w:rPr>
           <w:lang w:val="en_US" w:bidi="en_US"/>
         </w:rPr>
-        <w:t>Job 41:20</w:t>
+        <w:t>Job 41:20 (#1)</w:t>
       </w:r>
       <w:r>
         <w:rPr>
@@ -29669,7 +29669,7 @@
         <w:rPr>
           <w:lang w:val="en_US" w:bidi="en_US"/>
         </w:rPr>
-        <w:t>Job 41:24</w:t>
+        <w:t>Job 41:24 (#1)</w:t>
       </w:r>
       <w:r>
         <w:rPr>
@@ -29732,7 +29732,7 @@
         <w:rPr>
           <w:lang w:val="en_US" w:bidi="en_US"/>
         </w:rPr>
-        <w:t>Job 41:25</w:t>
+        <w:t>Job 41:25 (#1)</w:t>
       </w:r>
       <w:r>
         <w:rPr>
@@ -29795,7 +29795,7 @@
         <w:rPr>
           <w:lang w:val="en_US" w:bidi="en_US"/>
         </w:rPr>
-        <w:t>Job 41:26</w:t>
+        <w:t>Job 41:26 (#1)</w:t>
       </w:r>
       <w:r>
         <w:rPr>
@@ -29858,7 +29858,7 @@
         <w:rPr>
           <w:lang w:val="en_US" w:bidi="en_US"/>
         </w:rPr>
-        <w:t>Job 41:27</w:t>
+        <w:t>Job 41:27 (#1)</w:t>
       </w:r>
       <w:r>
         <w:rPr>
@@ -29921,7 +29921,7 @@
         <w:rPr>
           <w:lang w:val="en_US" w:bidi="en_US"/>
         </w:rPr>
-        <w:t>Job 41:30</w:t>
+        <w:t>Job 41:30 (#1)</w:t>
       </w:r>
       <w:r>
         <w:rPr>
@@ -29984,7 +29984,7 @@
         <w:rPr>
           <w:lang w:val="en_US" w:bidi="en_US"/>
         </w:rPr>
-        <w:t>Job 41:31</w:t>
+        <w:t>Job 41:31 (#1)</w:t>
       </w:r>
       <w:r>
         <w:rPr>
@@ -30047,7 +30047,7 @@
         <w:rPr>
           <w:lang w:val="en_US" w:bidi="en_US"/>
         </w:rPr>
-        <w:t>Job 41:33</w:t>
+        <w:t>Job 41:33 (#1)</w:t>
       </w:r>
       <w:r>
         <w:rPr>
@@ -30110,7 +30110,7 @@
         <w:rPr>
           <w:lang w:val="en_US" w:bidi="en_US"/>
         </w:rPr>
-        <w:t>Job 42:3</w:t>
+        <w:t>Job 42:3 (#1)</w:t>
       </w:r>
       <w:r>
         <w:rPr>
@@ -30173,7 +30173,7 @@
         <w:rPr>
           <w:lang w:val="en_US" w:bidi="en_US"/>
         </w:rPr>
-        <w:t>Job 42:6</w:t>
+        <w:t>Job 42:6 (#1)</w:t>
       </w:r>
       <w:r>
         <w:rPr>
@@ -30236,7 +30236,7 @@
         <w:rPr>
           <w:lang w:val="en_US" w:bidi="en_US"/>
         </w:rPr>
-        <w:t>Job 42:7</w:t>
+        <w:t>Job 42:7 (#1)</w:t>
       </w:r>
       <w:r>
         <w:rPr>
@@ -30299,7 +30299,7 @@
         <w:rPr>
           <w:lang w:val="en_US" w:bidi="en_US"/>
         </w:rPr>
-        <w:t>Job 42:8</w:t>
+        <w:t>Job 42:8 (#1)</w:t>
       </w:r>
       <w:r>
         <w:rPr>
@@ -30425,7 +30425,7 @@
         <w:rPr>
           <w:lang w:val="en_US" w:bidi="en_US"/>
         </w:rPr>
-        <w:t>Job 42:10</w:t>
+        <w:t>Job 42:10 (#1)</w:t>
       </w:r>
       <w:r>
         <w:rPr>
@@ -30488,7 +30488,7 @@
         <w:rPr>
           <w:lang w:val="en_US" w:bidi="en_US"/>
         </w:rPr>
-        <w:t>Job 42:11</w:t>
+        <w:t>Job 42:11 (#1)</w:t>
       </w:r>
       <w:r>
         <w:rPr>
@@ -30551,7 +30551,7 @@
         <w:rPr>
           <w:lang w:val="en_US" w:bidi="en_US"/>
         </w:rPr>
-        <w:t>Job 42:12</w:t>
+        <w:t>Job 42:12 (#1)</w:t>
       </w:r>
       <w:r>
         <w:rPr>
@@ -30614,7 +30614,7 @@
         <w:rPr>
           <w:lang w:val="en_US" w:bidi="en_US"/>
         </w:rPr>
-        <w:t>Job 42:13</w:t>
+        <w:t>Job 42:13 (#1)</w:t>
       </w:r>
       <w:r>
         <w:rPr>
@@ -30677,7 +30677,7 @@
         <w:rPr>
           <w:lang w:val="en_US" w:bidi="en_US"/>
         </w:rPr>
-        <w:t>Job 42:15</w:t>
+        <w:t>Job 42:15 (#1)</w:t>
       </w:r>
       <w:r>
         <w:rPr>

--- a/eng/docx/18.content.docx
+++ b/eng/docx/18.content.docx
@@ -7905,7 +7905,7 @@
         <w:rPr>
           <w:lang w:val="en_US" w:bidi="en_US"/>
         </w:rPr>
-        <w:t>He causes them them to wander in a wilderness where there is no path.</w:t>
+        <w:t>He causes them to wander in a wilderness where there is no path.</w:t>
       </w:r>
       <w:r>
         <w:rPr>
@@ -8913,7 +8913,7 @@
         <w:rPr>
           <w:lang w:val="en_US" w:bidi="en_US"/>
         </w:rPr>
-        <w:t>He says that that people do not rise up again, and will not be roused out of their sleep.</w:t>
+        <w:t>He says that people do not rise up again, and will not be roused out of their sleep.</w:t>
       </w:r>
       <w:r>
         <w:rPr>
